--- a/Templates/LeadsForce_v3.docx
+++ b/Templates/LeadsForce_v3.docx
@@ -300,8 +300,8 @@
         <w:gridCol w:w="2552"/>
         <w:gridCol w:w="425"/>
         <w:gridCol w:w="851"/>
-        <w:gridCol w:w="3533"/>
-        <w:gridCol w:w="3686"/>
+        <w:gridCol w:w="2966"/>
+        <w:gridCol w:w="4253"/>
       </w:tblGrid>
       <w:tr>
         <w:trPr>
@@ -418,7 +418,7 @@
         </w:tc>
         <w:tc>
           <w:tcPr>
-            <w:tcW w:w="3533" w:type="dxa"/>
+            <w:tcW w:w="2966" w:type="dxa"/>
             <w:vMerge w:val="restart"/>
           </w:tcPr>
           <w:p>
@@ -464,8 +464,9 @@
         </w:tc>
         <w:tc>
           <w:tcPr>
-            <w:tcW w:w="3686" w:type="dxa"/>
+            <w:tcW w:w="4253" w:type="dxa"/>
             <w:vMerge w:val="restart"/>
+            <w:vAlign w:val="center"/>
           </w:tcPr>
           <w:p>
             <w:pPr>
@@ -548,7 +549,7 @@
         </w:tc>
         <w:tc>
           <w:tcPr>
-            <w:tcW w:w="3533" w:type="dxa"/>
+            <w:tcW w:w="2966" w:type="dxa"/>
             <w:vMerge/>
           </w:tcPr>
           <w:p>
@@ -564,7 +565,7 @@
         </w:tc>
         <w:tc>
           <w:tcPr>
-            <w:tcW w:w="3686" w:type="dxa"/>
+            <w:tcW w:w="4253" w:type="dxa"/>
             <w:vMerge/>
           </w:tcPr>
           <w:p>
@@ -662,7 +663,7 @@
         </w:tc>
         <w:tc>
           <w:tcPr>
-            <w:tcW w:w="3533" w:type="dxa"/>
+            <w:tcW w:w="2966" w:type="dxa"/>
             <w:vMerge w:val="restart"/>
           </w:tcPr>
           <w:p>
@@ -688,7 +689,7 @@
         </w:tc>
         <w:tc>
           <w:tcPr>
-            <w:tcW w:w="3686" w:type="dxa"/>
+            <w:tcW w:w="4253" w:type="dxa"/>
             <w:vMerge/>
           </w:tcPr>
           <w:p>
@@ -799,7 +800,7 @@
         </w:tc>
         <w:tc>
           <w:tcPr>
-            <w:tcW w:w="3533" w:type="dxa"/>
+            <w:tcW w:w="2966" w:type="dxa"/>
             <w:vMerge/>
           </w:tcPr>
           <w:p>
@@ -815,7 +816,7 @@
         </w:tc>
         <w:tc>
           <w:tcPr>
-            <w:tcW w:w="3686" w:type="dxa"/>
+            <w:tcW w:w="4253" w:type="dxa"/>
             <w:vMerge/>
           </w:tcPr>
           <w:p>
@@ -832,11 +833,11 @@
       </w:tr>
       <w:tr>
         <w:trPr>
-          <w:trHeight w:val="1250"/>
+          <w:trHeight w:val="687"/>
         </w:trPr>
         <w:tc>
           <w:tcPr>
-            <w:tcW w:w="7361" w:type="dxa"/>
+            <w:tcW w:w="6794" w:type="dxa"/>
             <w:gridSpan w:val="4"/>
           </w:tcPr>
           <w:p>
@@ -883,9 +884,8 @@
                 <w:szCs w:val="20"/>
                 <w:lang w:val="ru-RU"/>
               </w:rPr>
-              <w:t>№{</w:t>
-            </w:r>
-            <w:proofErr w:type="spellStart"/>
+              <w:t>№</w:t>
+            </w:r>
             <w:r>
               <w:rPr>
                 <w:rFonts w:asciiTheme="majorHAnsi" w:eastAsia="Trebuchet MS" w:hAnsiTheme="majorHAnsi" w:cstheme="majorHAnsi"/>
@@ -893,9 +893,8 @@
                 <w:szCs w:val="20"/>
                 <w:lang w:val="ru-RU"/>
               </w:rPr>
-              <w:t>Id</w:t>
-            </w:r>
-            <w:proofErr w:type="spellEnd"/>
+              <w:t>{{ID}}</w:t>
+            </w:r>
             <w:r>
               <w:rPr>
                 <w:rFonts w:asciiTheme="majorHAnsi" w:eastAsia="Trebuchet MS" w:hAnsiTheme="majorHAnsi" w:cstheme="majorHAnsi"/>
@@ -903,9 +902,8 @@
                 <w:szCs w:val="20"/>
                 <w:lang w:val="ru-RU"/>
               </w:rPr>
-              <w:t>} от {</w:t>
-            </w:r>
-            <w:proofErr w:type="spellStart"/>
+              <w:t xml:space="preserve"> от </w:t>
+            </w:r>
             <w:r>
               <w:rPr>
                 <w:rFonts w:asciiTheme="majorHAnsi" w:eastAsia="Trebuchet MS" w:hAnsiTheme="majorHAnsi" w:cstheme="majorHAnsi"/>
@@ -913,18 +911,19 @@
                 <w:szCs w:val="20"/>
                 <w:lang w:val="ru-RU"/>
               </w:rPr>
-              <w:t>DocumentCreateTime~d.m.Y</w:t>
-            </w:r>
-            <w:proofErr w:type="spellEnd"/>
-            <w:r>
+              <w:t>{{INVOICE_DATE}}</w:t>
+            </w:r>
+          </w:p>
+          <w:p>
+            <w:pPr>
+              <w:widowControl w:val="0"/>
               <w:rPr>
                 <w:rFonts w:asciiTheme="majorHAnsi" w:eastAsia="Trebuchet MS" w:hAnsiTheme="majorHAnsi" w:cstheme="majorHAnsi"/>
                 <w:sz w:val="20"/>
                 <w:szCs w:val="20"/>
                 <w:lang w:val="ru-RU"/>
               </w:rPr>
-              <w:t>}</w:t>
-            </w:r>
+            </w:pPr>
           </w:p>
           <w:p>
             <w:pPr>
@@ -937,21 +936,10 @@
               </w:rPr>
             </w:pPr>
           </w:p>
-          <w:p>
-            <w:pPr>
-              <w:widowControl w:val="0"/>
-              <w:rPr>
-                <w:rFonts w:asciiTheme="majorHAnsi" w:eastAsia="Trebuchet MS" w:hAnsiTheme="majorHAnsi" w:cstheme="majorHAnsi"/>
-                <w:sz w:val="20"/>
-                <w:szCs w:val="20"/>
-                <w:lang w:val="ru-RU"/>
-              </w:rPr>
-            </w:pPr>
-          </w:p>
         </w:tc>
         <w:tc>
           <w:tcPr>
-            <w:tcW w:w="3686" w:type="dxa"/>
+            <w:tcW w:w="4253" w:type="dxa"/>
             <w:vMerge/>
           </w:tcPr>
           <w:p>
@@ -1034,9 +1022,8 @@
           <w:sz w:val="32"/>
           <w:szCs w:val="32"/>
         </w:rPr>
-        <w:t>Счет на оплату №{</w:t>
-      </w:r>
-      <w:proofErr w:type="spellStart"/>
+        <w:t>Счет на оплату №</w:t>
+      </w:r>
       <w:r>
         <w:rPr>
           <w:rFonts w:asciiTheme="majorHAnsi" w:eastAsia="Cousine" w:hAnsiTheme="majorHAnsi" w:cstheme="majorHAnsi"/>
@@ -1044,9 +1031,8 @@
           <w:sz w:val="32"/>
           <w:szCs w:val="32"/>
         </w:rPr>
-        <w:t>Id</w:t>
-      </w:r>
-      <w:proofErr w:type="spellEnd"/>
+        <w:t>{{ID}}</w:t>
+      </w:r>
       <w:r>
         <w:rPr>
           <w:rFonts w:asciiTheme="majorHAnsi" w:eastAsia="Cousine" w:hAnsiTheme="majorHAnsi" w:cstheme="majorHAnsi"/>
@@ -1054,9 +1040,8 @@
           <w:sz w:val="32"/>
           <w:szCs w:val="32"/>
         </w:rPr>
-        <w:t>} от {</w:t>
-      </w:r>
-      <w:proofErr w:type="spellStart"/>
+        <w:t xml:space="preserve"> от </w:t>
+      </w:r>
       <w:r>
         <w:rPr>
           <w:rFonts w:asciiTheme="majorHAnsi" w:eastAsia="Cousine" w:hAnsiTheme="majorHAnsi" w:cstheme="majorHAnsi"/>
@@ -1064,17 +1049,7 @@
           <w:sz w:val="32"/>
           <w:szCs w:val="32"/>
         </w:rPr>
-        <w:t>DocumentCreateTime~d.m.Y</w:t>
-      </w:r>
-      <w:proofErr w:type="spellEnd"/>
-      <w:r>
-        <w:rPr>
-          <w:rFonts w:asciiTheme="majorHAnsi" w:eastAsia="Cousine" w:hAnsiTheme="majorHAnsi" w:cstheme="majorHAnsi"/>
-          <w:b/>
-          <w:sz w:val="32"/>
-          <w:szCs w:val="32"/>
-        </w:rPr>
-        <w:t>}</w:t>
+        <w:t>{{INVOICE_DATE}}</w:t>
       </w:r>
     </w:p>
     <w:p>
@@ -1252,48 +1227,26 @@
         <w:ind w:left="117"/>
         <w:rPr>
           <w:rFonts w:asciiTheme="majorHAnsi" w:eastAsia="Courier New" w:hAnsiTheme="majorHAnsi" w:cstheme="majorHAnsi"/>
+          <w:sz w:val="20"/>
+          <w:szCs w:val="20"/>
+        </w:rPr>
+      </w:pPr>
+      <w:r>
+        <w:rPr>
+          <w:rFonts w:asciiTheme="majorHAnsi" w:eastAsia="Courier New" w:hAnsiTheme="majorHAnsi" w:cstheme="majorHAnsi"/>
           <w:sz w:val="19"/>
           <w:szCs w:val="19"/>
         </w:rPr>
-      </w:pPr>
+        <w:t xml:space="preserve">Заказчик: </w:t>
+      </w:r>
       <w:r>
         <w:rPr>
           <w:rFonts w:asciiTheme="majorHAnsi" w:eastAsia="Courier New" w:hAnsiTheme="majorHAnsi" w:cstheme="majorHAnsi"/>
           <w:sz w:val="19"/>
           <w:szCs w:val="19"/>
         </w:rPr>
-        <w:t>Заказчик: {ContactName}, {ContactPhone}, {ContactEmail</w:t>
-      </w:r>
-      <w:proofErr w:type="gramStart"/>
-      <w:r>
-        <w:rPr>
-          <w:rFonts w:asciiTheme="majorHAnsi" w:eastAsia="Courier New" w:hAnsiTheme="majorHAnsi" w:cstheme="majorHAnsi"/>
-          <w:sz w:val="19"/>
-          <w:szCs w:val="19"/>
-        </w:rPr>
-        <w:t>},{</w:t>
-      </w:r>
-      <w:proofErr w:type="gramEnd"/>
-      <w:r>
-        <w:rPr>
-          <w:rFonts w:asciiTheme="majorHAnsi" w:eastAsia="Courier New" w:hAnsiTheme="majorHAnsi" w:cstheme="majorHAnsi"/>
-          <w:sz w:val="19"/>
-          <w:szCs w:val="19"/>
-        </w:rPr>
-        <w:t>UfCrm1668606921},{UfCrm1600330232}</w:t>
-      </w:r>
-    </w:p>
-    <w:p>
-      <w:pPr>
-        <w:widowControl w:val="0"/>
-        <w:spacing w:line="240" w:lineRule="auto"/>
-        <w:ind w:left="117"/>
-        <w:rPr>
-          <w:rFonts w:asciiTheme="majorHAnsi" w:eastAsia="Courier New" w:hAnsiTheme="majorHAnsi" w:cstheme="majorHAnsi"/>
-          <w:sz w:val="20"/>
-          <w:szCs w:val="20"/>
-        </w:rPr>
-      </w:pPr>
+        <w:t>{{CUSTOMER}}</w:t>
+      </w:r>
     </w:p>
     <w:p>
       <w:pPr>
@@ -1583,7 +1536,7 @@
                 <w:rFonts w:asciiTheme="majorHAnsi" w:eastAsia="Courier New" w:hAnsiTheme="majorHAnsi" w:cstheme="majorHAnsi"/>
                 <w:sz w:val="16"/>
                 <w:szCs w:val="16"/>
-                <w:lang w:val="ru-RU"/>
+                <w:lang w:val="en-US"/>
               </w:rPr>
             </w:pPr>
             <w:r>
@@ -1591,25 +1544,18 @@
                 <w:rFonts w:asciiTheme="majorHAnsi" w:eastAsia="Courier New" w:hAnsiTheme="majorHAnsi" w:cstheme="majorHAnsi"/>
                 <w:sz w:val="16"/>
                 <w:szCs w:val="16"/>
-              </w:rPr>
-              <w:t>Система привлечения клиентов / {UfCrm5b06565b463fc}</w:t>
-            </w:r>
-            <w:r>
-              <w:rPr>
-                <w:rFonts w:asciiTheme="majorHAnsi" w:eastAsia="Courier New" w:hAnsiTheme="majorHAnsi" w:cstheme="majorHAnsi"/>
+                <w:lang w:val="en-US"/>
+              </w:rPr>
+              <w:t xml:space="preserve"> </w:t>
+            </w:r>
+            <w:r>
+              <w:rPr>
+                <w:rFonts w:ascii="Courier New" w:eastAsia="Courier New" w:hAnsi="Courier New" w:cs="Courier New"/>
                 <w:sz w:val="16"/>
                 <w:szCs w:val="16"/>
-                <w:lang w:val="ru-RU"/>
-              </w:rPr>
-              <w:t>-</w:t>
-            </w:r>
-            <w:r>
-              <w:rPr>
-                <w:rFonts w:asciiTheme="majorHAnsi" w:eastAsia="Courier New" w:hAnsiTheme="majorHAnsi" w:cstheme="majorHAnsi"/>
-                <w:sz w:val="16"/>
-                <w:szCs w:val="16"/>
-              </w:rPr>
-              <w:t>{UfCrm65093fac24275}</w:t>
+                <w:lang w:val="en-US"/>
+              </w:rPr>
+              <w:t>{{PRODUCT}}</w:t>
             </w:r>
           </w:p>
         </w:tc>
@@ -1711,7 +1657,15 @@
                 <w:sz w:val="16"/>
                 <w:szCs w:val="16"/>
               </w:rPr>
-              <w:t xml:space="preserve">  {Opportunity}</w:t>
+              <w:t xml:space="preserve">  </w:t>
+            </w:r>
+            <w:r>
+              <w:rPr>
+                <w:rFonts w:asciiTheme="majorHAnsi" w:eastAsia="Courier New" w:hAnsiTheme="majorHAnsi" w:cstheme="majorHAnsi"/>
+                <w:sz w:val="16"/>
+                <w:szCs w:val="16"/>
+              </w:rPr>
+              <w:t>{{SUM}}</w:t>
             </w:r>
           </w:p>
         </w:tc>
@@ -1735,7 +1689,7 @@
                 <w:sz w:val="16"/>
                 <w:szCs w:val="16"/>
               </w:rPr>
-              <w:t>{Opportunity}</w:t>
+              <w:t>{{SUM}}</w:t>
             </w:r>
           </w:p>
         </w:tc>
@@ -1770,16 +1724,32 @@
           <w:sz w:val="16"/>
           <w:szCs w:val="16"/>
         </w:rPr>
-        <w:t xml:space="preserve"> {</w:t>
-      </w:r>
-      <w:proofErr w:type="gramStart"/>
+        <w:t xml:space="preserve"> </w:t>
+      </w:r>
       <w:r>
         <w:rPr>
           <w:rFonts w:asciiTheme="majorHAnsi" w:eastAsia="Courier New" w:hAnsiTheme="majorHAnsi" w:cstheme="majorHAnsi"/>
           <w:sz w:val="16"/>
           <w:szCs w:val="16"/>
         </w:rPr>
-        <w:t xml:space="preserve">Opportunity} </w:t>
+        <w:t>{{SUM</w:t>
+      </w:r>
+      <w:proofErr w:type="gramStart"/>
+      <w:r>
+        <w:rPr>
+          <w:rFonts w:asciiTheme="majorHAnsi" w:eastAsia="Courier New" w:hAnsiTheme="majorHAnsi" w:cstheme="majorHAnsi"/>
+          <w:sz w:val="16"/>
+          <w:szCs w:val="16"/>
+        </w:rPr>
+        <w:t>}}</w:t>
+      </w:r>
+      <w:r>
+        <w:rPr>
+          <w:rFonts w:asciiTheme="majorHAnsi" w:eastAsia="Courier New" w:hAnsiTheme="majorHAnsi" w:cstheme="majorHAnsi"/>
+          <w:sz w:val="16"/>
+          <w:szCs w:val="16"/>
+        </w:rPr>
+        <w:t xml:space="preserve"> </w:t>
       </w:r>
       <w:r>
         <w:rPr>
@@ -1814,7 +1784,7 @@
           <w:sz w:val="16"/>
           <w:szCs w:val="16"/>
         </w:rPr>
-        <w:t>{Opportunity}</w:t>
+        <w:t>{{SUM}}</w:t>
       </w:r>
     </w:p>
     <w:p>
@@ -1840,7 +1810,7 @@
           <w:sz w:val="20"/>
           <w:szCs w:val="20"/>
         </w:rPr>
-        <w:t>{TotalSumWords}</w:t>
+        <w:t>{{AMOUNT_IN_WORDS}}</w:t>
       </w:r>
       <w:r>
         <w:rPr>
@@ -2770,7 +2740,19 @@
         <w:rPr>
           <w:rFonts w:asciiTheme="majorHAnsi" w:eastAsia="Courier New" w:hAnsiTheme="majorHAnsi" w:cstheme="majorHAnsi"/>
         </w:rPr>
-        <w:t>2.1. Сумма настоящего Договора составляет {Opportunity} руб., без НДС.</w:t>
+        <w:t xml:space="preserve">2.1. Сумма настоящего Договора составляет </w:t>
+      </w:r>
+      <w:r>
+        <w:rPr>
+          <w:rFonts w:asciiTheme="majorHAnsi" w:eastAsia="Courier New" w:hAnsiTheme="majorHAnsi" w:cstheme="majorHAnsi"/>
+        </w:rPr>
+        <w:t>{{SUM}}</w:t>
+      </w:r>
+      <w:r>
+        <w:rPr>
+          <w:rFonts w:asciiTheme="majorHAnsi" w:eastAsia="Courier New" w:hAnsiTheme="majorHAnsi" w:cstheme="majorHAnsi"/>
+        </w:rPr>
+        <w:t xml:space="preserve"> руб., без НДС.</w:t>
       </w:r>
     </w:p>
     <w:p>
@@ -3585,23 +3567,22 @@
                 <w:rFonts w:asciiTheme="majorHAnsi" w:eastAsia="Courier New" w:hAnsiTheme="majorHAnsi" w:cstheme="majorHAnsi"/>
                 <w:lang w:val="en-US"/>
               </w:rPr>
-              <w:t>{</w:t>
-            </w:r>
-            <w:proofErr w:type="spellStart"/>
-            <w:r>
+              <w:t>{{CUSTOMER_NAME}}</w:t>
+            </w:r>
+          </w:p>
+          <w:p>
+            <w:pPr>
               <w:rPr>
                 <w:rFonts w:asciiTheme="majorHAnsi" w:eastAsia="Courier New" w:hAnsiTheme="majorHAnsi" w:cstheme="majorHAnsi"/>
                 <w:lang w:val="en-US"/>
               </w:rPr>
-              <w:t>ContactName</w:t>
-            </w:r>
-            <w:proofErr w:type="spellEnd"/>
+            </w:pPr>
             <w:r>
               <w:rPr>
                 <w:rFonts w:asciiTheme="majorHAnsi" w:eastAsia="Courier New" w:hAnsiTheme="majorHAnsi" w:cstheme="majorHAnsi"/>
                 <w:lang w:val="en-US"/>
               </w:rPr>
-              <w:t>}</w:t>
+              <w:t>{{CUSTOMER_PHONE}}</w:t>
             </w:r>
           </w:p>
           <w:p>
@@ -3616,85 +3597,16 @@
                 <w:rFonts w:asciiTheme="majorHAnsi" w:eastAsia="Courier New" w:hAnsiTheme="majorHAnsi" w:cstheme="majorHAnsi"/>
                 <w:lang w:val="en-US"/>
               </w:rPr>
-              <w:t>{</w:t>
-            </w:r>
-            <w:proofErr w:type="spellStart"/>
-            <w:r>
+              <w:t>{{CUSTOMER_EMAIL}}</w:t>
+            </w:r>
+          </w:p>
+          <w:p>
+            <w:pPr>
               <w:rPr>
                 <w:rFonts w:asciiTheme="majorHAnsi" w:eastAsia="Courier New" w:hAnsiTheme="majorHAnsi" w:cstheme="majorHAnsi"/>
                 <w:lang w:val="en-US"/>
               </w:rPr>
-              <w:t>ContactPhone</w:t>
-            </w:r>
-            <w:proofErr w:type="spellEnd"/>
-            <w:r>
-              <w:rPr>
-                <w:rFonts w:asciiTheme="majorHAnsi" w:eastAsia="Courier New" w:hAnsiTheme="majorHAnsi" w:cstheme="majorHAnsi"/>
-                <w:lang w:val="en-US"/>
-              </w:rPr>
-              <w:t>}</w:t>
-            </w:r>
-          </w:p>
-          <w:p>
-            <w:pPr>
-              <w:rPr>
-                <w:rFonts w:asciiTheme="majorHAnsi" w:eastAsia="Courier New" w:hAnsiTheme="majorHAnsi" w:cstheme="majorHAnsi"/>
-                <w:lang w:val="en-US"/>
-              </w:rPr>
-            </w:pPr>
-            <w:r>
-              <w:rPr>
-                <w:rFonts w:asciiTheme="majorHAnsi" w:eastAsia="Courier New" w:hAnsiTheme="majorHAnsi" w:cstheme="majorHAnsi"/>
-                <w:lang w:val="en-US"/>
-              </w:rPr>
-              <w:t>{</w:t>
-            </w:r>
-            <w:proofErr w:type="spellStart"/>
-            <w:r>
-              <w:rPr>
-                <w:rFonts w:asciiTheme="majorHAnsi" w:eastAsia="Courier New" w:hAnsiTheme="majorHAnsi" w:cstheme="majorHAnsi"/>
-                <w:lang w:val="en-US"/>
-              </w:rPr>
-              <w:t>ContactEmail</w:t>
-            </w:r>
-            <w:proofErr w:type="spellEnd"/>
-            <w:r>
-              <w:rPr>
-                <w:rFonts w:asciiTheme="majorHAnsi" w:eastAsia="Courier New" w:hAnsiTheme="majorHAnsi" w:cstheme="majorHAnsi"/>
-                <w:lang w:val="en-US"/>
-              </w:rPr>
-              <w:t>}</w:t>
-            </w:r>
-          </w:p>
-          <w:p>
-            <w:pPr>
-              <w:rPr>
-                <w:rFonts w:asciiTheme="majorHAnsi" w:eastAsia="Courier New" w:hAnsiTheme="majorHAnsi" w:cstheme="majorHAnsi"/>
-                <w:lang w:val="en-US"/>
-              </w:rPr>
-            </w:pPr>
-            <w:r>
-              <w:rPr>
-                <w:rFonts w:asciiTheme="majorHAnsi" w:eastAsia="Courier New" w:hAnsiTheme="majorHAnsi" w:cstheme="majorHAnsi"/>
-                <w:lang w:val="en-US"/>
-              </w:rPr>
-              <w:t>{UfCrm1668606921}</w:t>
-            </w:r>
-          </w:p>
-          <w:p>
-            <w:pPr>
-              <w:rPr>
-                <w:rFonts w:asciiTheme="majorHAnsi" w:eastAsia="Courier New" w:hAnsiTheme="majorHAnsi" w:cstheme="majorHAnsi"/>
-                <w:lang w:val="en-US"/>
-              </w:rPr>
-            </w:pPr>
-            <w:r>
-              <w:rPr>
-                <w:rFonts w:asciiTheme="majorHAnsi" w:eastAsia="Courier New" w:hAnsiTheme="majorHAnsi" w:cstheme="majorHAnsi"/>
-                <w:lang w:val="en-US"/>
-              </w:rPr>
-              <w:t>{UfCrm1600330232}</w:t>
-            </w:r>
+            </w:pPr>
           </w:p>
         </w:tc>
       </w:tr>
@@ -3999,78 +3911,6 @@
         <w:spacing w:line="240" w:lineRule="auto"/>
         <w:rPr>
           <w:rFonts w:asciiTheme="majorHAnsi" w:hAnsiTheme="majorHAnsi" w:cstheme="majorHAnsi"/>
-          <w:lang w:val="en-US"/>
-        </w:rPr>
-      </w:pPr>
-    </w:p>
-    <w:p>
-      <w:pPr>
-        <w:spacing w:line="240" w:lineRule="auto"/>
-        <w:rPr>
-          <w:rFonts w:asciiTheme="majorHAnsi" w:hAnsiTheme="majorHAnsi" w:cstheme="majorHAnsi"/>
-          <w:lang w:val="en-US"/>
-        </w:rPr>
-      </w:pPr>
-    </w:p>
-    <w:p>
-      <w:pPr>
-        <w:spacing w:line="240" w:lineRule="auto"/>
-        <w:rPr>
-          <w:rFonts w:asciiTheme="majorHAnsi" w:hAnsiTheme="majorHAnsi" w:cstheme="majorHAnsi"/>
-          <w:lang w:val="en-US"/>
-        </w:rPr>
-      </w:pPr>
-    </w:p>
-    <w:p>
-      <w:pPr>
-        <w:spacing w:line="240" w:lineRule="auto"/>
-        <w:rPr>
-          <w:rFonts w:asciiTheme="majorHAnsi" w:hAnsiTheme="majorHAnsi" w:cstheme="majorHAnsi"/>
-          <w:lang w:val="en-US"/>
-        </w:rPr>
-      </w:pPr>
-    </w:p>
-    <w:p>
-      <w:pPr>
-        <w:spacing w:line="240" w:lineRule="auto"/>
-        <w:rPr>
-          <w:rFonts w:asciiTheme="majorHAnsi" w:hAnsiTheme="majorHAnsi" w:cstheme="majorHAnsi"/>
-          <w:lang w:val="en-US"/>
-        </w:rPr>
-      </w:pPr>
-    </w:p>
-    <w:p>
-      <w:pPr>
-        <w:spacing w:line="240" w:lineRule="auto"/>
-        <w:rPr>
-          <w:rFonts w:asciiTheme="majorHAnsi" w:hAnsiTheme="majorHAnsi" w:cstheme="majorHAnsi"/>
-          <w:lang w:val="en-US"/>
-        </w:rPr>
-      </w:pPr>
-    </w:p>
-    <w:p>
-      <w:pPr>
-        <w:spacing w:line="240" w:lineRule="auto"/>
-        <w:rPr>
-          <w:rFonts w:asciiTheme="majorHAnsi" w:hAnsiTheme="majorHAnsi" w:cstheme="majorHAnsi"/>
-          <w:lang w:val="en-US"/>
-        </w:rPr>
-      </w:pPr>
-    </w:p>
-    <w:p>
-      <w:pPr>
-        <w:spacing w:line="240" w:lineRule="auto"/>
-        <w:rPr>
-          <w:rFonts w:asciiTheme="majorHAnsi" w:hAnsiTheme="majorHAnsi" w:cstheme="majorHAnsi"/>
-          <w:lang w:val="en-US"/>
-        </w:rPr>
-      </w:pPr>
-    </w:p>
-    <w:p>
-      <w:pPr>
-        <w:spacing w:line="240" w:lineRule="auto"/>
-        <w:rPr>
-          <w:rFonts w:asciiTheme="majorHAnsi" w:hAnsiTheme="majorHAnsi" w:cstheme="majorHAnsi"/>
           <w:lang w:val="ru-RU"/>
         </w:rPr>
       </w:pPr>
@@ -4098,7 +3938,35 @@
           <w:sz w:val="32"/>
           <w:szCs w:val="32"/>
         </w:rPr>
-        <w:t>Акт №{Id} от {DocumentCreateTime~d.m.Y}</w:t>
+        <w:lastRenderedPageBreak/>
+        <w:t>Акт №</w:t>
+      </w:r>
+      <w:r>
+        <w:rPr>
+          <w:rFonts w:asciiTheme="majorHAnsi" w:eastAsia="Cousine" w:hAnsiTheme="majorHAnsi" w:cstheme="majorHAnsi"/>
+          <w:b/>
+          <w:sz w:val="32"/>
+          <w:szCs w:val="32"/>
+        </w:rPr>
+        <w:t>{{ID}}</w:t>
+      </w:r>
+      <w:r>
+        <w:rPr>
+          <w:rFonts w:asciiTheme="majorHAnsi" w:eastAsia="Cousine" w:hAnsiTheme="majorHAnsi" w:cstheme="majorHAnsi"/>
+          <w:b/>
+          <w:sz w:val="32"/>
+          <w:szCs w:val="32"/>
+        </w:rPr>
+        <w:t xml:space="preserve"> от </w:t>
+      </w:r>
+      <w:r>
+        <w:rPr>
+          <w:rFonts w:asciiTheme="majorHAnsi" w:eastAsia="Cousine" w:hAnsiTheme="majorHAnsi" w:cstheme="majorHAnsi"/>
+          <w:b/>
+          <w:sz w:val="32"/>
+          <w:szCs w:val="32"/>
+        </w:rPr>
+        <w:t>{{INVOICE_DATE}}</w:t>
       </w:r>
     </w:p>
     <w:p>
@@ -4294,7 +4162,15 @@
           <w:sz w:val="19"/>
           <w:szCs w:val="19"/>
         </w:rPr>
-        <w:t>Заказчик: {ContactName}, {ContactPhone}, {ContactEmail},{UfCrm1668606921},{UfCrm1600330232}</w:t>
+        <w:t xml:space="preserve">Заказчик: </w:t>
+      </w:r>
+      <w:r>
+        <w:rPr>
+          <w:rFonts w:asciiTheme="majorHAnsi" w:eastAsia="Courier New" w:hAnsiTheme="majorHAnsi" w:cstheme="majorHAnsi"/>
+          <w:sz w:val="19"/>
+          <w:szCs w:val="19"/>
+        </w:rPr>
+        <w:t>{{CUSTOMER}}</w:t>
       </w:r>
     </w:p>
     <w:p>
@@ -4576,32 +4452,17 @@
                 <w:rFonts w:asciiTheme="majorHAnsi" w:eastAsia="Courier New" w:hAnsiTheme="majorHAnsi" w:cstheme="majorHAnsi"/>
                 <w:sz w:val="18"/>
                 <w:szCs w:val="18"/>
-              </w:rPr>
-            </w:pPr>
-            <w:r>
-              <w:rPr>
-                <w:rFonts w:asciiTheme="majorHAnsi" w:eastAsia="Courier New" w:hAnsiTheme="majorHAnsi" w:cstheme="majorHAnsi"/>
+                <w:lang w:val="en-US"/>
+              </w:rPr>
+            </w:pPr>
+            <w:r>
+              <w:rPr>
+                <w:rFonts w:ascii="Courier New" w:eastAsia="Courier New" w:hAnsi="Courier New" w:cs="Courier New"/>
                 <w:sz w:val="16"/>
                 <w:szCs w:val="16"/>
-              </w:rPr>
-              <w:t>Система привлечения клиентов / {UfCrm5b06565b463fc}</w:t>
-            </w:r>
-            <w:r>
-              <w:rPr>
-                <w:rFonts w:asciiTheme="majorHAnsi" w:eastAsia="Courier New" w:hAnsiTheme="majorHAnsi" w:cstheme="majorHAnsi"/>
-                <w:sz w:val="16"/>
-                <w:szCs w:val="16"/>
-                <w:lang w:val="ru-RU"/>
-              </w:rPr>
-              <w:t>-</w:t>
-            </w:r>
-            <w:r>
-              <w:rPr>
-                <w:rFonts w:asciiTheme="majorHAnsi" w:eastAsia="Courier New" w:hAnsiTheme="majorHAnsi" w:cstheme="majorHAnsi"/>
-                <w:sz w:val="16"/>
-                <w:szCs w:val="16"/>
-              </w:rPr>
-              <w:t>{UfCrm65093fac24275}</w:t>
+                <w:lang w:val="en-US"/>
+              </w:rPr>
+              <w:t>{{PRODUCT}}</w:t>
             </w:r>
           </w:p>
         </w:tc>
@@ -4703,7 +4564,15 @@
                 <w:sz w:val="16"/>
                 <w:szCs w:val="16"/>
               </w:rPr>
-              <w:t xml:space="preserve">  {Opportunity}</w:t>
+              <w:t xml:space="preserve">  </w:t>
+            </w:r>
+            <w:r>
+              <w:rPr>
+                <w:rFonts w:asciiTheme="majorHAnsi" w:eastAsia="Courier New" w:hAnsiTheme="majorHAnsi" w:cstheme="majorHAnsi"/>
+                <w:sz w:val="16"/>
+                <w:szCs w:val="16"/>
+              </w:rPr>
+              <w:t>{{SUM}}</w:t>
             </w:r>
           </w:p>
         </w:tc>
@@ -4727,7 +4596,15 @@
                 <w:sz w:val="16"/>
                 <w:szCs w:val="16"/>
               </w:rPr>
-              <w:t xml:space="preserve">   {Opportunity}</w:t>
+              <w:t xml:space="preserve">   </w:t>
+            </w:r>
+            <w:r>
+              <w:rPr>
+                <w:rFonts w:asciiTheme="majorHAnsi" w:eastAsia="Courier New" w:hAnsiTheme="majorHAnsi" w:cstheme="majorHAnsi"/>
+                <w:sz w:val="16"/>
+                <w:szCs w:val="16"/>
+              </w:rPr>
+              <w:t>{{SUM}}</w:t>
             </w:r>
           </w:p>
         </w:tc>
@@ -4815,7 +4692,7 @@
           <w:sz w:val="16"/>
           <w:szCs w:val="16"/>
         </w:rPr>
-        <w:t>{Opportunity}</w:t>
+        <w:t>{{SUM}}</w:t>
       </w:r>
     </w:p>
     <w:p>
@@ -4825,7 +4702,6 @@
         <w:ind w:left="137"/>
         <w:rPr>
           <w:rFonts w:asciiTheme="majorHAnsi" w:eastAsia="Courier New" w:hAnsiTheme="majorHAnsi" w:cstheme="majorHAnsi"/>
-          <w:b/>
           <w:sz w:val="19"/>
           <w:szCs w:val="19"/>
         </w:rPr>
@@ -4853,16 +4729,24 @@
           <w:sz w:val="16"/>
           <w:szCs w:val="16"/>
         </w:rPr>
-        <w:t xml:space="preserve"> {</w:t>
-      </w:r>
-      <w:proofErr w:type="gramEnd"/>
+        <w:t xml:space="preserve"> </w:t>
+      </w:r>
       <w:r>
         <w:rPr>
           <w:rFonts w:asciiTheme="majorHAnsi" w:eastAsia="Courier New" w:hAnsiTheme="majorHAnsi" w:cstheme="majorHAnsi"/>
           <w:sz w:val="16"/>
           <w:szCs w:val="16"/>
         </w:rPr>
-        <w:t>Opportunity}</w:t>
+        <w:t>{</w:t>
+      </w:r>
+      <w:proofErr w:type="gramEnd"/>
+      <w:r>
+        <w:rPr>
+          <w:rFonts w:asciiTheme="majorHAnsi" w:eastAsia="Courier New" w:hAnsiTheme="majorHAnsi" w:cstheme="majorHAnsi"/>
+          <w:sz w:val="16"/>
+          <w:szCs w:val="16"/>
+        </w:rPr>
+        <w:t>{SUM}}</w:t>
       </w:r>
       <w:r>
         <w:rPr>
@@ -4872,6 +4756,19 @@
         </w:rPr>
         <w:t xml:space="preserve"> </w:t>
       </w:r>
+    </w:p>
+    <w:p>
+      <w:pPr>
+        <w:widowControl w:val="0"/>
+        <w:spacing w:line="238" w:lineRule="auto"/>
+        <w:ind w:left="137"/>
+        <w:rPr>
+          <w:rFonts w:asciiTheme="majorHAnsi" w:eastAsia="Courier New" w:hAnsiTheme="majorHAnsi" w:cstheme="majorHAnsi"/>
+          <w:b/>
+          <w:sz w:val="19"/>
+          <w:szCs w:val="19"/>
+        </w:rPr>
+      </w:pPr>
       <w:r>
         <w:rPr>
           <w:rFonts w:asciiTheme="majorHAnsi" w:eastAsia="Courier New" w:hAnsiTheme="majorHAnsi" w:cstheme="majorHAnsi"/>
@@ -4879,7 +4776,7 @@
           <w:sz w:val="20"/>
           <w:szCs w:val="20"/>
         </w:rPr>
-        <w:t>{TotalSumWords}</w:t>
+        <w:t>{{AMOUNT_IN_WORDS}}</w:t>
       </w:r>
     </w:p>
     <w:p>

--- a/Templates/LeadsForce_v3.docx
+++ b/Templates/LeadsForce_v3.docx
@@ -2,287 +2,172 @@
 <file path=word/document.xml><?xml version="1.0" encoding="utf-8"?>
 <w:document xmlns:wpc="http://schemas.microsoft.com/office/word/2010/wordprocessingCanvas" xmlns:cx="http://schemas.microsoft.com/office/drawing/2014/chartex" xmlns:cx1="http://schemas.microsoft.com/office/drawing/2015/9/8/chartex" xmlns:cx2="http://schemas.microsoft.com/office/drawing/2015/10/21/chartex" xmlns:cx3="http://schemas.microsoft.com/office/drawing/2016/5/9/chartex" xmlns:cx4="http://schemas.microsoft.com/office/drawing/2016/5/10/chartex" xmlns:cx5="http://schemas.microsoft.com/office/drawing/2016/5/11/chartex" xmlns:cx6="http://schemas.microsoft.com/office/drawing/2016/5/12/chartex" xmlns:cx7="http://schemas.microsoft.com/office/drawing/2016/5/13/chartex" xmlns:cx8="http://schemas.microsoft.com/office/drawing/2016/5/14/chartex" xmlns:mc="http://schemas.openxmlformats.org/markup-compatibility/2006" xmlns:aink="http://schemas.microsoft.com/office/drawing/2016/ink" xmlns:am3d="http://schemas.microsoft.com/office/drawing/2017/model3d" xmlns:o="urn:schemas-microsoft-com:office:office" xmlns:r="http://schemas.openxmlformats.org/officeDocument/2006/relationships" xmlns:m="http://schemas.openxmlformats.org/officeDocument/2006/math" xmlns:v="urn:schemas-microsoft-com:vml" xmlns:wp14="http://schemas.microsoft.com/office/word/2010/wordprocessingDrawing" xmlns:wp="http://schemas.openxmlformats.org/drawingml/2006/wordprocessingDrawing" xmlns:w10="urn:schemas-microsoft-com:office:word" xmlns:w="http://schemas.openxmlformats.org/wordprocessingml/2006/main" xmlns:w14="http://schemas.microsoft.com/office/word/2010/wordml" xmlns:w15="http://schemas.microsoft.com/office/word/2012/wordml" xmlns:w16cex="http://schemas.microsoft.com/office/word/2018/wordml/cex" xmlns:w16cid="http://schemas.microsoft.com/office/word/2016/wordml/cid" xmlns:w16="http://schemas.microsoft.com/office/word/2018/wordml" xmlns:w16se="http://schemas.microsoft.com/office/word/2015/wordml/symex" xmlns:wpg="http://schemas.microsoft.com/office/word/2010/wordprocessingGroup" xmlns:wpi="http://schemas.microsoft.com/office/word/2010/wordprocessingInk" xmlns:wne="http://schemas.microsoft.com/office/word/2006/wordml" xmlns:wps="http://schemas.microsoft.com/office/word/2010/wordprocessingShape" mc:Ignorable="w14 w15 w16se w16cid w16 w16cex wp14">
   <w:body>
-    <w:p>
-      <w:pPr>
-        <w:widowControl w:val="0"/>
-        <w:spacing w:line="230" w:lineRule="auto"/>
-        <w:ind w:left="210"/>
-        <w:jc w:val="center"/>
-        <w:rPr>
-          <w:rFonts w:asciiTheme="majorHAnsi" w:eastAsia="Courier New" w:hAnsiTheme="majorHAnsi" w:cstheme="majorHAnsi"/>
-          <w:b/>
-          <w:bCs/>
-          <w:sz w:val="24"/>
-          <w:szCs w:val="24"/>
-          <w:lang w:val="ru-RU"/>
-        </w:rPr>
-      </w:pPr>
-      <w:r>
-        <w:rPr>
-          <w:rFonts w:asciiTheme="majorHAnsi" w:hAnsiTheme="majorHAnsi" w:cstheme="majorHAnsi"/>
-          <w:b/>
-          <w:noProof/>
-          <w:sz w:val="36"/>
-          <w:szCs w:val="36"/>
-          <w:lang w:val="ru-RU"/>
-        </w:rPr>
-        <w:drawing>
-          <wp:anchor distT="0" distB="0" distL="114300" distR="114300" simplePos="0" relativeHeight="251672576" behindDoc="1" locked="0" layoutInCell="1" allowOverlap="1" wp14:anchorId="15C2518B" wp14:editId="23B16420">
-            <wp:simplePos x="0" y="0"/>
-            <wp:positionH relativeFrom="margin">
-              <wp:align>right</wp:align>
-            </wp:positionH>
-            <wp:positionV relativeFrom="paragraph">
-              <wp:posOffset>12065</wp:posOffset>
-            </wp:positionV>
-            <wp:extent cx="532765" cy="1019175"/>
-            <wp:effectExtent l="0" t="0" r="635" b="9525"/>
-            <wp:wrapNone/>
-            <wp:docPr id="17" name="Рисунок 17" descr="Изображение выглядит как черный, темнота&#10;&#10;Контент, сгенерированный ИИ, может содержать ошибки."/>
-            <wp:cNvGraphicFramePr>
-              <a:graphicFrameLocks xmlns:a="http://schemas.openxmlformats.org/drawingml/2006/main" noChangeAspect="1"/>
-            </wp:cNvGraphicFramePr>
-            <a:graphic xmlns:a="http://schemas.openxmlformats.org/drawingml/2006/main">
-              <a:graphicData uri="http://schemas.openxmlformats.org/drawingml/2006/picture">
-                <pic:pic xmlns:pic="http://schemas.openxmlformats.org/drawingml/2006/picture">
-                  <pic:nvPicPr>
-                    <pic:cNvPr id="17" name="Рисунок 17" descr="Изображение выглядит как черный, темнота&#10;&#10;Контент, сгенерированный ИИ, может содержать ошибки."/>
-                    <pic:cNvPicPr/>
-                  </pic:nvPicPr>
-                  <pic:blipFill>
-                    <a:blip r:embed="rId7">
-                      <a:extLst>
-                        <a:ext uri="{28A0092B-C50C-407E-A947-70E740481C1C}">
-                          <a14:useLocalDpi xmlns:a14="http://schemas.microsoft.com/office/drawing/2010/main" val="0"/>
-                        </a:ext>
-                      </a:extLst>
-                    </a:blip>
-                    <a:stretch>
-                      <a:fillRect/>
-                    </a:stretch>
-                  </pic:blipFill>
-                  <pic:spPr>
-                    <a:xfrm>
-                      <a:off x="0" y="0"/>
-                      <a:ext cx="533284" cy="1020168"/>
-                    </a:xfrm>
-                    <a:prstGeom prst="rect">
-                      <a:avLst/>
-                    </a:prstGeom>
-                  </pic:spPr>
-                </pic:pic>
-              </a:graphicData>
-            </a:graphic>
-            <wp14:sizeRelH relativeFrom="margin">
-              <wp14:pctWidth>0</wp14:pctWidth>
-            </wp14:sizeRelH>
-            <wp14:sizeRelV relativeFrom="margin">
-              <wp14:pctHeight>0</wp14:pctHeight>
-            </wp14:sizeRelV>
-          </wp:anchor>
-        </w:drawing>
-      </w:r>
-      <w:r>
-        <w:rPr>
-          <w:rFonts w:asciiTheme="majorHAnsi" w:hAnsiTheme="majorHAnsi" w:cstheme="majorHAnsi"/>
-          <w:b/>
-          <w:noProof/>
-          <w:sz w:val="36"/>
-          <w:szCs w:val="36"/>
-          <w:lang w:val="ru-RU"/>
-        </w:rPr>
-        <w:drawing>
-          <wp:anchor distT="0" distB="0" distL="114300" distR="114300" simplePos="0" relativeHeight="251667456" behindDoc="0" locked="0" layoutInCell="1" allowOverlap="1" wp14:anchorId="2FBA3E85" wp14:editId="05F27286">
-            <wp:simplePos x="0" y="0"/>
-            <wp:positionH relativeFrom="margin">
-              <wp:align>left</wp:align>
-            </wp:positionH>
-            <wp:positionV relativeFrom="paragraph">
-              <wp:posOffset>-45135</wp:posOffset>
-            </wp:positionV>
-            <wp:extent cx="2943225" cy="790575"/>
-            <wp:effectExtent l="0" t="0" r="9525" b="9525"/>
-            <wp:wrapNone/>
-            <wp:docPr id="6" name="image2.png"/>
-            <wp:cNvGraphicFramePr/>
-            <a:graphic xmlns:a="http://schemas.openxmlformats.org/drawingml/2006/main">
-              <a:graphicData uri="http://schemas.openxmlformats.org/drawingml/2006/picture">
-                <pic:pic xmlns:pic="http://schemas.openxmlformats.org/drawingml/2006/picture">
-                  <pic:nvPicPr>
-                    <pic:cNvPr id="6" name="image2.png"/>
-                    <pic:cNvPicPr preferRelativeResize="0"/>
-                  </pic:nvPicPr>
-                  <pic:blipFill>
-                    <a:blip r:embed="rId8">
-                      <a:extLst>
-                        <a:ext uri="">
-                          <a14:useLocalDpi xmlns:a14="http://schemas.microsoft.com/office/drawing/2010/main" xmlns:w="http://schemas.openxmlformats.org/wordprocessingml/2006/main" xmlns:w10="urn:schemas-microsoft-com:office:word" xmlns:v="urn:schemas-microsoft-com:vml" xmlns:o="urn:schemas-microsoft-com:office:office" xmlns="" xmlns:w16sdtdh="http://schemas.microsoft.com/office/word/2020/wordml/sdtdatahash" xmlns:oel="http://schemas.microsoft.com/office/2019/extlst" val="0"/>
-                        </a:ext>
-                      </a:extLst>
-                    </a:blip>
-                    <a:stretch>
-                      <a:fillRect/>
-                    </a:stretch>
-                  </pic:blipFill>
-                  <pic:spPr>
-                    <a:xfrm>
-                      <a:off x="0" y="0"/>
-                      <a:ext cx="2943225" cy="790575"/>
-                    </a:xfrm>
-                    <a:prstGeom prst="rect">
-                      <a:avLst/>
-                    </a:prstGeom>
-                    <a:ln/>
-                  </pic:spPr>
-                </pic:pic>
-              </a:graphicData>
-            </a:graphic>
-            <wp14:sizeRelH relativeFrom="margin">
-              <wp14:pctWidth>0</wp14:pctWidth>
-            </wp14:sizeRelH>
-            <wp14:sizeRelV relativeFrom="margin">
-              <wp14:pctHeight>0</wp14:pctHeight>
-            </wp14:sizeRelV>
-          </wp:anchor>
-        </w:drawing>
-      </w:r>
-      <w:r>
-        <w:rPr>
-          <w:rFonts w:asciiTheme="majorHAnsi" w:eastAsia="Courier New" w:hAnsiTheme="majorHAnsi" w:cstheme="majorHAnsi"/>
-          <w:b/>
-          <w:bCs/>
-          <w:sz w:val="24"/>
-          <w:szCs w:val="24"/>
-          <w:lang w:val="ru-RU"/>
-        </w:rPr>
-        <w:t xml:space="preserve">                                                                                                                      Отсканируй </w:t>
-      </w:r>
-      <w:r>
-        <w:rPr>
-          <w:rFonts w:asciiTheme="majorHAnsi" w:eastAsia="Courier New" w:hAnsiTheme="majorHAnsi" w:cstheme="majorHAnsi"/>
-          <w:b/>
-          <w:bCs/>
-          <w:sz w:val="24"/>
-          <w:szCs w:val="24"/>
-          <w:lang w:val="en-US"/>
-        </w:rPr>
-        <w:t>QR</w:t>
-      </w:r>
-      <w:r>
-        <w:rPr>
-          <w:rFonts w:asciiTheme="majorHAnsi" w:eastAsia="Courier New" w:hAnsiTheme="majorHAnsi" w:cstheme="majorHAnsi"/>
-          <w:b/>
-          <w:bCs/>
-          <w:sz w:val="24"/>
-          <w:szCs w:val="24"/>
-          <w:lang w:val="ru-RU"/>
-        </w:rPr>
-        <w:t>-</w:t>
-      </w:r>
-      <w:r>
-        <w:rPr>
-          <w:rFonts w:asciiTheme="majorHAnsi" w:eastAsia="Courier New" w:hAnsiTheme="majorHAnsi" w:cstheme="majorHAnsi"/>
-          <w:b/>
-          <w:bCs/>
-          <w:sz w:val="24"/>
-          <w:szCs w:val="24"/>
-          <w:lang w:val="ru-RU"/>
-        </w:rPr>
-        <w:t>код</w:t>
-      </w:r>
-    </w:p>
-    <w:p>
-      <w:pPr>
-        <w:widowControl w:val="0"/>
-        <w:spacing w:line="230" w:lineRule="auto"/>
-        <w:ind w:left="210"/>
-        <w:jc w:val="center"/>
-        <w:rPr>
-          <w:rFonts w:asciiTheme="majorHAnsi" w:eastAsia="Courier New" w:hAnsiTheme="majorHAnsi" w:cstheme="majorHAnsi"/>
-          <w:b/>
-          <w:bCs/>
-          <w:sz w:val="24"/>
-          <w:szCs w:val="24"/>
-          <w:lang w:val="ru-RU"/>
-        </w:rPr>
-      </w:pPr>
-      <w:r>
-        <w:rPr>
-          <w:rFonts w:asciiTheme="majorHAnsi" w:eastAsia="Courier New" w:hAnsiTheme="majorHAnsi" w:cstheme="majorHAnsi"/>
-          <w:b/>
-          <w:bCs/>
-          <w:sz w:val="24"/>
-          <w:szCs w:val="24"/>
-          <w:lang w:val="ru-RU"/>
-        </w:rPr>
-        <w:t xml:space="preserve">                                                                                            В мобильном приложении банка</w:t>
-      </w:r>
-    </w:p>
-    <w:p>
-      <w:pPr>
-        <w:spacing w:line="240" w:lineRule="auto"/>
-        <w:jc w:val="center"/>
-        <w:rPr>
-          <w:rFonts w:asciiTheme="majorHAnsi" w:hAnsiTheme="majorHAnsi" w:cstheme="majorHAnsi"/>
-          <w:b/>
-          <w:sz w:val="24"/>
-          <w:szCs w:val="24"/>
-          <w:lang w:val="ru-RU"/>
-        </w:rPr>
-      </w:pPr>
-    </w:p>
-    <w:p>
-      <w:pPr>
-        <w:spacing w:line="240" w:lineRule="auto"/>
-        <w:rPr>
-          <w:rFonts w:asciiTheme="majorHAnsi" w:hAnsiTheme="majorHAnsi" w:cstheme="majorHAnsi"/>
-          <w:b/>
-          <w:sz w:val="24"/>
-          <w:szCs w:val="24"/>
-          <w:lang w:val="ru-RU"/>
-        </w:rPr>
-      </w:pPr>
-      <w:r>
-        <w:rPr>
-          <w:rFonts w:asciiTheme="majorHAnsi" w:hAnsiTheme="majorHAnsi" w:cstheme="majorHAnsi"/>
-          <w:b/>
-          <w:sz w:val="24"/>
-          <w:szCs w:val="24"/>
-          <w:lang w:val="ru-RU"/>
-        </w:rPr>
-        <w:t xml:space="preserve">             </w:t>
-      </w:r>
-    </w:p>
-    <w:p>
-      <w:pPr>
-        <w:spacing w:line="240" w:lineRule="auto"/>
-        <w:jc w:val="right"/>
-        <w:rPr>
-          <w:rFonts w:asciiTheme="majorHAnsi" w:hAnsiTheme="majorHAnsi" w:cstheme="majorHAnsi"/>
-          <w:b/>
-          <w:sz w:val="24"/>
-          <w:szCs w:val="24"/>
-          <w:lang w:val="ru-RU"/>
-        </w:rPr>
-      </w:pPr>
-    </w:p>
-    <w:p>
-      <w:pPr>
-        <w:spacing w:line="240" w:lineRule="auto"/>
-        <w:jc w:val="right"/>
-        <w:rPr>
-          <w:rFonts w:asciiTheme="majorHAnsi" w:hAnsiTheme="majorHAnsi" w:cstheme="majorHAnsi"/>
-          <w:b/>
-          <w:sz w:val="24"/>
-          <w:szCs w:val="24"/>
-          <w:lang w:val="ru-RU"/>
-        </w:rPr>
-      </w:pPr>
-    </w:p>
     <w:tbl>
       <w:tblPr>
-        <w:tblStyle w:val="a5"/>
-        <w:tblpPr w:leftFromText="180" w:rightFromText="180" w:vertAnchor="page" w:horzAnchor="margin" w:tblpY="2339"/>
+        <w:tblW w:w="10915" w:type="dxa"/>
+        <w:tblBorders>
+          <w:top w:val="nil"/>
+          <w:left w:val="nil"/>
+          <w:bottom w:val="nil"/>
+          <w:right w:val="nil"/>
+          <w:insideH w:val="nil"/>
+          <w:insideV w:val="nil"/>
+        </w:tblBorders>
+        <w:tblLayout w:type="fixed"/>
+        <w:tblLook w:val="04A0" w:firstRow="1" w:lastRow="0" w:firstColumn="1" w:lastColumn="0" w:noHBand="0" w:noVBand="1"/>
+      </w:tblPr>
+      <w:tblGrid>
+        <w:gridCol w:w="6379"/>
+        <w:gridCol w:w="3260"/>
+        <w:gridCol w:w="1276"/>
+      </w:tblGrid>
+      <w:tr>
+        <w:tc>
+          <w:tcPr>
+            <w:tcW w:w="6379" w:type="dxa"/>
+          </w:tcPr>
+          <w:p>
+            <w:r>
+              <w:rPr>
+                <w:noProof/>
+              </w:rPr>
+              <w:drawing>
+                <wp:inline distT="0" distB="0" distL="114300" distR="114300" wp14:anchorId="492FEAAB" wp14:editId="4E4A6EEC">
+                  <wp:extent cx="2943225" cy="790575"/>
+                  <wp:effectExtent l="0" t="0" r="9525" b="9525"/>
+                  <wp:docPr id="6" name="image2.png"/>
+                  <wp:cNvGraphicFramePr/>
+                  <a:graphic xmlns:a="http://schemas.openxmlformats.org/drawingml/2006/main">
+                    <a:graphicData uri="http://schemas.openxmlformats.org/drawingml/2006/picture">
+                      <pic:pic xmlns:pic="http://schemas.openxmlformats.org/drawingml/2006/picture">
+                        <pic:nvPicPr>
+                          <pic:cNvPr id="6" name="image2.png"/>
+                          <pic:cNvPicPr preferRelativeResize="0"/>
+                        </pic:nvPicPr>
+                        <pic:blipFill>
+                          <a:blip r:embed="rId7">
+                            <a:extLst>
+                              <a:ext uri="">
+                                <ns6:useLocalDpi xmlns="" xmlns:ns0="http://schemas.openxmlformats.org/wordprocessingml/2006/main" xmlns:ns1="http://schemas.openxmlformats.org/markup-compatibility/2006" xmlns:ns10="urn:schemas-microsoft-com:vml" xmlns:ns11="urn:schemas-microsoft-com:office:office" xmlns:ns2="http://schemas.openxmlformats.org/drawingml/2006/wordprocessingDrawing" xmlns:ns3="http://schemas.openxmlformats.org/drawingml/2006/main" xmlns:ns4="http://schemas.openxmlformats.org/drawingml/2006/picture" xmlns:ns5="http://schemas.openxmlformats.org/officeDocument/2006/relationships" xmlns:ns6="http://schemas.microsoft.com/office/drawing/2010/main" xmlns:ns7="http://schemas.microsoft.com/office/word/2010/wordml" xmlns:ns8="http://schemas.microsoft.com/office/word/2010/wordprocessingDrawing" xmlns:ns9="http://schemas.microsoft.com/office/word/2010/wordprocessingShape" xmlns:w="http://schemas.openxmlformats.org/wordprocessingml/2006/main" xmlns:w10="urn:schemas-microsoft-com:office:word" xmlns:v="urn:schemas-microsoft-com:vml" xmlns:o="urn:schemas-microsoft-com:office:office" val="0"/>
+                              </a:ext>
+                            </a:extLst>
+                          </a:blip>
+                          <a:stretch>
+                            <a:fillRect/>
+                          </a:stretch>
+                        </pic:blipFill>
+                        <pic:spPr>
+                          <a:xfrm>
+                            <a:off x="0" y="0"/>
+                            <a:ext cx="2943225" cy="790575"/>
+                          </a:xfrm>
+                          <a:prstGeom prst="rect">
+                            <a:avLst/>
+                          </a:prstGeom>
+                          <a:ln/>
+                        </pic:spPr>
+                      </pic:pic>
+                    </a:graphicData>
+                  </a:graphic>
+                </wp:inline>
+              </w:drawing>
+            </w:r>
+          </w:p>
+        </w:tc>
+        <w:tc>
+          <w:tcPr>
+            <w:tcW w:w="3260" w:type="dxa"/>
+          </w:tcPr>
+          <w:p>
+            <w:pPr>
+              <w:jc w:val="right"/>
+            </w:pPr>
+            <w:r>
+              <w:rPr>
+                <w:rFonts w:ascii="Calibri" w:hAnsi="Calibri"/>
+                <w:b/>
+                <w:sz w:val="24"/>
+                <w:szCs w:val="24"/>
+              </w:rPr>
+              <w:t>Отсканируй QR-код</w:t>
+            </w:r>
+          </w:p>
+          <w:p>
+            <w:pPr>
+              <w:jc w:val="right"/>
+            </w:pPr>
+            <w:r>
+              <w:rPr>
+                <w:rFonts w:ascii="Calibri" w:hAnsi="Calibri"/>
+                <w:sz w:val="18"/>
+                <w:szCs w:val="18"/>
+              </w:rPr>
+              <w:t>В мобильном приложении банка</w:t>
+            </w:r>
+          </w:p>
+        </w:tc>
+        <w:tc>
+          <w:tcPr>
+            <w:tcW w:w="1276" w:type="dxa"/>
+          </w:tcPr>
+          <w:p>
+            <w:pPr>
+              <w:jc w:val="right"/>
+            </w:pPr>
+            <w:r>
+              <w:rPr>
+                <w:noProof/>
+              </w:rPr>
+              <w:drawing>
+                <wp:inline distT="0" distB="0" distL="114300" distR="114300" wp14:anchorId="188E348B" wp14:editId="2282860D">
+                  <wp:extent cx="532765" cy="1019175"/>
+                  <wp:effectExtent l="0" t="0" r="635" b="9525"/>
+                  <wp:docPr id="17" name="Рисунок 17" descr="Изображение выглядит как черный, темнота&#10;&#10;Контент, сгенерированный ИИ, может содержать ошибки."/>
+                  <wp:cNvGraphicFramePr>
+                    <a:graphicFrameLocks xmlns:a="http://schemas.openxmlformats.org/drawingml/2006/main" noChangeAspect="1"/>
+                  </wp:cNvGraphicFramePr>
+                  <a:graphic xmlns:a="http://schemas.openxmlformats.org/drawingml/2006/main">
+                    <a:graphicData uri="http://schemas.openxmlformats.org/drawingml/2006/picture">
+                      <pic:pic xmlns:pic="http://schemas.openxmlformats.org/drawingml/2006/picture">
+                        <pic:nvPicPr>
+                          <pic:cNvPr id="17" name="Рисунок 17" descr="Изображение выглядит как черный, темнота&#10;&#10;Контент, сгенерированный ИИ, может содержать ошибки."/>
+                          <pic:cNvPicPr/>
+                        </pic:nvPicPr>
+                        <pic:blipFill>
+                          <a:blip r:embed="rId8">
+                            <a:extLst>
+                              <a:ext uri="{28A0092B-C50C-407E-A947-70E740481C1C}">
+                                <a14:useLocalDpi xmlns:a14="http://schemas.microsoft.com/office/drawing/2010/main" val="0"/>
+                              </a:ext>
+                            </a:extLst>
+                          </a:blip>
+                          <a:stretch>
+                            <a:fillRect/>
+                          </a:stretch>
+                        </pic:blipFill>
+                        <pic:spPr>
+                          <a:xfrm>
+                            <a:off x="0" y="0"/>
+                            <a:ext cx="533284" cy="1020168"/>
+                          </a:xfrm>
+                          <a:prstGeom prst="rect">
+                            <a:avLst/>
+                          </a:prstGeom>
+                        </pic:spPr>
+                      </pic:pic>
+                    </a:graphicData>
+                  </a:graphic>
+                </wp:inline>
+              </w:drawing>
+            </w:r>
+          </w:p>
+        </w:tc>
+      </w:tr>
+    </w:tbl>
+    <w:p/>
+    <w:tbl>
+      <w:tblPr>
+        <w:tblStyle w:val="30"/>
         <w:tblW w:w="11047" w:type="dxa"/>
         <w:tblInd w:w="0" w:type="dxa"/>
         <w:tblBorders>
@@ -312,6 +197,7 @@
             <w:tcW w:w="2977" w:type="dxa"/>
             <w:gridSpan w:val="2"/>
             <w:vMerge w:val="restart"/>
+            <w:noWrap/>
           </w:tcPr>
           <w:p>
             <w:pPr>
@@ -394,6 +280,7 @@
         <w:tc>
           <w:tcPr>
             <w:tcW w:w="851" w:type="dxa"/>
+            <w:noWrap/>
           </w:tcPr>
           <w:p>
             <w:pPr>
@@ -420,6 +307,7 @@
           <w:tcPr>
             <w:tcW w:w="2966" w:type="dxa"/>
             <w:vMerge w:val="restart"/>
+            <w:noWrap/>
           </w:tcPr>
           <w:p>
             <w:pPr>
@@ -466,6 +354,7 @@
           <w:tcPr>
             <w:tcW w:w="4253" w:type="dxa"/>
             <w:vMerge w:val="restart"/>
+            <w:noWrap/>
             <w:vAlign w:val="center"/>
           </w:tcPr>
           <w:p>
@@ -478,6 +367,7 @@
                 <w:rFonts w:asciiTheme="majorHAnsi" w:eastAsia="Courier New" w:hAnsiTheme="majorHAnsi" w:cstheme="majorHAnsi"/>
                 <w:sz w:val="20"/>
                 <w:szCs w:val="20"/>
+                <w:lang w:val="en-US"/>
               </w:rPr>
             </w:pPr>
             <w:r>
@@ -485,8 +375,29 @@
                 <w:rFonts w:ascii="Courier New" w:eastAsia="Courier New" w:hAnsi="Courier New" w:cs="Courier New"/>
                 <w:sz w:val="20"/>
                 <w:szCs w:val="20"/>
-              </w:rPr>
-              <w:t>{{QR_CODE}}</w:t>
+                <w:highlight w:val="yellow"/>
+                <w:lang w:val="en-US"/>
+              </w:rPr>
+              <w:t>{{</w:t>
+            </w:r>
+            <w:r>
+              <w:rPr>
+                <w:rFonts w:ascii="Courier New" w:eastAsia="Courier New" w:hAnsi="Courier New" w:cs="Courier New"/>
+                <w:sz w:val="20"/>
+                <w:szCs w:val="20"/>
+                <w:highlight w:val="yellow"/>
+              </w:rPr>
+              <w:t>QR_CODE</w:t>
+            </w:r>
+            <w:r>
+              <w:rPr>
+                <w:rFonts w:ascii="Courier New" w:eastAsia="Courier New" w:hAnsi="Courier New" w:cs="Courier New"/>
+                <w:sz w:val="20"/>
+                <w:szCs w:val="20"/>
+                <w:highlight w:val="yellow"/>
+                <w:lang w:val="en-US"/>
+              </w:rPr>
+              <w:t>}}</w:t>
             </w:r>
           </w:p>
         </w:tc>
@@ -500,6 +411,7 @@
             <w:tcW w:w="2977" w:type="dxa"/>
             <w:gridSpan w:val="2"/>
             <w:vMerge/>
+            <w:noWrap/>
           </w:tcPr>
           <w:p>
             <w:pPr>
@@ -515,6 +427,7 @@
         <w:tc>
           <w:tcPr>
             <w:tcW w:w="851" w:type="dxa"/>
+            <w:noWrap/>
           </w:tcPr>
           <w:p>
             <w:pPr>
@@ -551,6 +464,7 @@
           <w:tcPr>
             <w:tcW w:w="2966" w:type="dxa"/>
             <w:vMerge/>
+            <w:noWrap/>
           </w:tcPr>
           <w:p>
             <w:pPr>
@@ -567,6 +481,7 @@
           <w:tcPr>
             <w:tcW w:w="4253" w:type="dxa"/>
             <w:vMerge/>
+            <w:noWrap/>
           </w:tcPr>
           <w:p>
             <w:pPr>
@@ -587,6 +502,7 @@
         <w:tc>
           <w:tcPr>
             <w:tcW w:w="2552" w:type="dxa"/>
+            <w:noWrap/>
           </w:tcPr>
           <w:p>
             <w:pPr>
@@ -612,6 +528,7 @@
         <w:tc>
           <w:tcPr>
             <w:tcW w:w="425" w:type="dxa"/>
+            <w:noWrap/>
           </w:tcPr>
           <w:p>
             <w:pPr>
@@ -629,6 +546,7 @@
           <w:tcPr>
             <w:tcW w:w="851" w:type="dxa"/>
             <w:vMerge w:val="restart"/>
+            <w:noWrap/>
           </w:tcPr>
           <w:p>
             <w:pPr>
@@ -665,6 +583,7 @@
           <w:tcPr>
             <w:tcW w:w="2966" w:type="dxa"/>
             <w:vMerge w:val="restart"/>
+            <w:noWrap/>
           </w:tcPr>
           <w:p>
             <w:pPr>
@@ -691,6 +610,7 @@
           <w:tcPr>
             <w:tcW w:w="4253" w:type="dxa"/>
             <w:vMerge/>
+            <w:noWrap/>
           </w:tcPr>
           <w:p>
             <w:pPr>
@@ -714,6 +634,7 @@
           <w:tcPr>
             <w:tcW w:w="2977" w:type="dxa"/>
             <w:gridSpan w:val="2"/>
+            <w:noWrap/>
           </w:tcPr>
           <w:p>
             <w:pPr>
@@ -786,6 +707,7 @@
           <w:tcPr>
             <w:tcW w:w="851" w:type="dxa"/>
             <w:vMerge/>
+            <w:noWrap/>
           </w:tcPr>
           <w:p>
             <w:pPr>
@@ -802,6 +724,7 @@
           <w:tcPr>
             <w:tcW w:w="2966" w:type="dxa"/>
             <w:vMerge/>
+            <w:noWrap/>
           </w:tcPr>
           <w:p>
             <w:pPr>
@@ -818,6 +741,7 @@
           <w:tcPr>
             <w:tcW w:w="4253" w:type="dxa"/>
             <w:vMerge/>
+            <w:noWrap/>
           </w:tcPr>
           <w:p>
             <w:pPr>
@@ -839,6 +763,7 @@
           <w:tcPr>
             <w:tcW w:w="6794" w:type="dxa"/>
             <w:gridSpan w:val="4"/>
+            <w:noWrap/>
           </w:tcPr>
           <w:p>
             <w:pPr>
@@ -941,6 +866,7 @@
           <w:tcPr>
             <w:tcW w:w="4253" w:type="dxa"/>
             <w:vMerge/>
+            <w:noWrap/>
           </w:tcPr>
           <w:p>
             <w:pPr>
@@ -1069,111 +995,49 @@
           <w:noProof/>
           <w:lang w:val="ru-RU"/>
         </w:rPr>
-        <mc:AlternateContent>
-          <mc:Choice Requires="wpg">
-            <w:drawing>
-              <wp:anchor distT="0" distB="0" distL="0" distR="0" simplePos="0" relativeHeight="251658240" behindDoc="0" locked="0" layoutInCell="1" hidden="0" allowOverlap="1" wp14:anchorId="0C3F4224" wp14:editId="71D919E5">
-                <wp:simplePos x="0" y="0"/>
-                <wp:positionH relativeFrom="column">
-                  <wp:posOffset>63500</wp:posOffset>
-                </wp:positionH>
-                <wp:positionV relativeFrom="paragraph">
-                  <wp:posOffset>50800</wp:posOffset>
-                </wp:positionV>
-                <wp:extent cx="7035800" cy="12700"/>
-                <wp:effectExtent l="0" t="0" r="0" b="0"/>
-                <wp:wrapTopAndBottom distT="0" distB="0"/>
-                <wp:docPr id="3" name="Полилиния: фигура 3"/>
-                <wp:cNvGraphicFramePr/>
-                <a:graphic xmlns:a="http://schemas.openxmlformats.org/drawingml/2006/main">
-                  <a:graphicData uri="http://schemas.microsoft.com/office/word/2010/wordprocessingShape">
-                    <wps:wsp>
-                      <wps:cNvSpPr/>
-                      <wps:spPr>
-                        <a:xfrm>
-                          <a:off x="1828100" y="3779365"/>
-                          <a:ext cx="7035800" cy="1270"/>
-                        </a:xfrm>
-                        <a:custGeom>
-                          <a:avLst/>
-                          <a:gdLst/>
-                          <a:ahLst/>
-                          <a:cxnLst/>
-                          <a:rect l="l" t="t" r="r" b="b"/>
-                          <a:pathLst>
-                            <a:path w="7035800" h="120000" extrusionOk="0">
-                              <a:moveTo>
-                                <a:pt x="0" y="0"/>
-                              </a:moveTo>
-                              <a:lnTo>
-                                <a:pt x="7035800" y="0"/>
-                              </a:lnTo>
-                            </a:path>
-                          </a:pathLst>
-                        </a:custGeom>
-                        <a:noFill/>
-                        <a:ln w="12700" cap="flat" cmpd="sng">
-                          <a:solidFill>
-                            <a:srgbClr val="000000"/>
-                          </a:solidFill>
-                          <a:prstDash val="solid"/>
-                          <a:round/>
-                          <a:headEnd type="none" w="sm" len="sm"/>
-                          <a:tailEnd type="none" w="sm" len="sm"/>
-                        </a:ln>
-                      </wps:spPr>
-                      <wps:bodyPr spcFirstLastPara="1" wrap="square" lIns="91425" tIns="91425" rIns="91425" bIns="91425" anchor="ctr" anchorCtr="0">
-                        <a:noAutofit/>
-                      </wps:bodyPr>
-                    </wps:wsp>
-                  </a:graphicData>
-                </a:graphic>
-              </wp:anchor>
-            </w:drawing>
-          </mc:Choice>
-          <mc:Fallback xmlns:cr="http://schemas.microsoft.com/office/comments/2020/reactions" xmlns="http://schemas.microsoft.com/office/tasks/2019/documenttasks" xmlns:dgm="http://schemas.openxmlformats.org/drawingml/2006/diagram" xmlns:lc="http://schemas.openxmlformats.org/drawingml/2006/lockedCanvas" xmlns:c="http://schemas.openxmlformats.org/drawingml/2006/chart" xmlns:pic="http://schemas.openxmlformats.org/drawingml/2006/picture" xmlns:a="http://schemas.openxmlformats.org/drawingml/2006/main" xmlns:sl="http://schemas.openxmlformats.org/schemaLibrary/2006/main" xmlns:w16sdtfl="http://schemas.microsoft.com/office/word/2024/wordml/sdtformatlock" xmlns:w16du="http://schemas.microsoft.com/office/word/2023/wordml/word16du" xmlns:w16sdtdh="http://schemas.microsoft.com/office/word/2020/wordml/sdtdatahash" xmlns:oel="http://schemas.microsoft.com/office/2019/extlst">
-            <w:drawing>
-              <wp:anchor allowOverlap="1" behindDoc="0" distB="0" distT="0" distL="0" distR="0" hidden="0" layoutInCell="1" locked="0" relativeHeight="0" simplePos="0">
-                <wp:simplePos x="0" y="0"/>
-                <wp:positionH relativeFrom="column">
-                  <wp:posOffset>63500</wp:posOffset>
-                </wp:positionH>
-                <wp:positionV relativeFrom="paragraph">
-                  <wp:posOffset>50800</wp:posOffset>
-                </wp:positionV>
-                <wp:extent cx="7035800" cy="12700"/>
-                <wp:effectExtent b="0" l="0" r="0" t="0"/>
-                <wp:wrapTopAndBottom distB="0" distT="0"/>
-                <wp:docPr id="3" name="image5.png"/>
-                <a:graphic>
-                  <a:graphicData uri="http://schemas.openxmlformats.org/drawingml/2006/picture">
-                    <pic:pic>
-                      <pic:nvPicPr>
-                        <pic:cNvPr id="0" name="image5.png"/>
-                        <pic:cNvPicPr preferRelativeResize="0"/>
-                      </pic:nvPicPr>
-                      <pic:blipFill>
-                        <a:blip r:embed="rId9"/>
-                        <a:srcRect/>
-                        <a:stretch>
-                          <a:fillRect/>
-                        </a:stretch>
-                      </pic:blipFill>
-                      <pic:spPr>
-                        <a:xfrm>
-                          <a:off x="0" y="0"/>
-                          <a:ext cx="7035800" cy="12700"/>
-                        </a:xfrm>
-                        <a:prstGeom prst="rect"/>
-                        <a:ln/>
-                      </pic:spPr>
-                    </pic:pic>
-                  </a:graphicData>
-                </a:graphic>
-              </wp:anchor>
-            </w:drawing>
-          </mc:Fallback>
-        </mc:AlternateContent>
+        <w:drawing>
+          <wp:anchor distT="0" distB="0" distL="0" distR="0" simplePos="0" relativeHeight="251658240" behindDoc="0" locked="0" layoutInCell="1" hidden="0" allowOverlap="1" wp14:anchorId="045D5421" wp14:editId="0B711A55">
+            <wp:simplePos x="0" y="0"/>
+            <wp:positionH relativeFrom="column">
+              <wp:posOffset>63500</wp:posOffset>
+            </wp:positionH>
+            <wp:positionV relativeFrom="paragraph">
+              <wp:posOffset>50800</wp:posOffset>
+            </wp:positionV>
+            <wp:extent cx="7035800" cy="12700"/>
+            <wp:effectExtent l="0" t="0" r="0" b="0"/>
+            <wp:wrapTopAndBottom distT="0" distB="0"/>
+            <wp:docPr id="3" name="image5.png"/>
+            <wp:cNvGraphicFramePr/>
+            <a:graphic xmlns:a="http://schemas.openxmlformats.org/drawingml/2006/main">
+              <a:graphicData uri="http://schemas.openxmlformats.org/drawingml/2006/picture">
+                <pic:pic xmlns:pic="http://schemas.openxmlformats.org/drawingml/2006/picture">
+                  <pic:nvPicPr>
+                    <pic:cNvPr id="0" name="image5.png"/>
+                    <pic:cNvPicPr preferRelativeResize="0"/>
+                  </pic:nvPicPr>
+                  <pic:blipFill>
+                    <a:blip r:embed="rId9"/>
+                    <a:srcRect/>
+                    <a:stretch>
+                      <a:fillRect/>
+                    </a:stretch>
+                  </pic:blipFill>
+                  <pic:spPr>
+                    <a:xfrm>
+                      <a:off x="0" y="0"/>
+                      <a:ext cx="7035800" cy="12700"/>
+                    </a:xfrm>
+                    <a:prstGeom prst="rect">
+                      <a:avLst/>
+                    </a:prstGeom>
+                    <a:ln/>
+                  </pic:spPr>
+                </pic:pic>
+              </a:graphicData>
+            </a:graphic>
+          </wp:anchor>
+        </w:drawing>
       </w:r>
     </w:p>
     <w:p>
@@ -1273,7 +1137,7 @@
     </w:p>
     <w:tbl>
       <w:tblPr>
-        <w:tblStyle w:val="a6"/>
+        <w:tblStyle w:val="20"/>
         <w:tblW w:w="10830" w:type="dxa"/>
         <w:tblInd w:w="126" w:type="dxa"/>
         <w:tblBorders>
@@ -1819,7 +1683,7 @@
           <w:lang w:val="ru-RU"/>
         </w:rPr>
         <w:drawing>
-          <wp:anchor distT="114300" distB="114300" distL="114300" distR="114300" simplePos="0" relativeHeight="251659264" behindDoc="0" locked="0" layoutInCell="1" hidden="0" allowOverlap="1" wp14:anchorId="30C35696" wp14:editId="50DD7DA6">
+          <wp:anchor distT="114300" distB="114300" distL="114300" distR="114300" simplePos="0" relativeHeight="251659264" behindDoc="0" locked="0" layoutInCell="1" hidden="0" allowOverlap="1" wp14:anchorId="0D0BE608" wp14:editId="1C846865">
             <wp:simplePos x="0" y="0"/>
             <wp:positionH relativeFrom="column">
               <wp:posOffset>1428750</wp:posOffset>
@@ -1880,111 +1744,49 @@
           <w:noProof/>
           <w:lang w:val="ru-RU"/>
         </w:rPr>
-        <mc:AlternateContent>
-          <mc:Choice Requires="wpg">
-            <w:drawing>
-              <wp:anchor distT="0" distB="0" distL="0" distR="0" simplePos="0" relativeHeight="251660288" behindDoc="0" locked="0" layoutInCell="1" hidden="0" allowOverlap="1" wp14:anchorId="5C2A3C3E" wp14:editId="5B5608CA">
-                <wp:simplePos x="0" y="0"/>
-                <wp:positionH relativeFrom="column">
-                  <wp:posOffset>63500</wp:posOffset>
-                </wp:positionH>
-                <wp:positionV relativeFrom="paragraph">
-                  <wp:posOffset>266700</wp:posOffset>
-                </wp:positionV>
-                <wp:extent cx="7048500" cy="12700"/>
-                <wp:effectExtent l="0" t="0" r="0" b="0"/>
-                <wp:wrapTopAndBottom distT="0" distB="0"/>
-                <wp:docPr id="1" name="Полилиния: фигура 1"/>
-                <wp:cNvGraphicFramePr/>
-                <a:graphic xmlns:a="http://schemas.openxmlformats.org/drawingml/2006/main">
-                  <a:graphicData uri="http://schemas.microsoft.com/office/word/2010/wordprocessingShape">
-                    <wps:wsp>
-                      <wps:cNvSpPr/>
-                      <wps:spPr>
-                        <a:xfrm>
-                          <a:off x="1821750" y="3779365"/>
-                          <a:ext cx="7048500" cy="1270"/>
-                        </a:xfrm>
-                        <a:custGeom>
-                          <a:avLst/>
-                          <a:gdLst/>
-                          <a:ahLst/>
-                          <a:cxnLst/>
-                          <a:rect l="l" t="t" r="r" b="b"/>
-                          <a:pathLst>
-                            <a:path w="7048500" h="120000" extrusionOk="0">
-                              <a:moveTo>
-                                <a:pt x="0" y="0"/>
-                              </a:moveTo>
-                              <a:lnTo>
-                                <a:pt x="7048500" y="0"/>
-                              </a:lnTo>
-                            </a:path>
-                          </a:pathLst>
-                        </a:custGeom>
-                        <a:noFill/>
-                        <a:ln w="12700" cap="flat" cmpd="sng">
-                          <a:solidFill>
-                            <a:srgbClr val="000000"/>
-                          </a:solidFill>
-                          <a:prstDash val="solid"/>
-                          <a:round/>
-                          <a:headEnd type="none" w="sm" len="sm"/>
-                          <a:tailEnd type="none" w="sm" len="sm"/>
-                        </a:ln>
-                      </wps:spPr>
-                      <wps:bodyPr spcFirstLastPara="1" wrap="square" lIns="91425" tIns="91425" rIns="91425" bIns="91425" anchor="ctr" anchorCtr="0">
-                        <a:noAutofit/>
-                      </wps:bodyPr>
-                    </wps:wsp>
-                  </a:graphicData>
-                </a:graphic>
-              </wp:anchor>
-            </w:drawing>
-          </mc:Choice>
-          <mc:Fallback xmlns:cr="http://schemas.microsoft.com/office/comments/2020/reactions" xmlns="http://schemas.microsoft.com/office/tasks/2019/documenttasks" xmlns:dgm="http://schemas.openxmlformats.org/drawingml/2006/diagram" xmlns:lc="http://schemas.openxmlformats.org/drawingml/2006/lockedCanvas" xmlns:c="http://schemas.openxmlformats.org/drawingml/2006/chart" xmlns:pic="http://schemas.openxmlformats.org/drawingml/2006/picture" xmlns:a="http://schemas.openxmlformats.org/drawingml/2006/main" xmlns:sl="http://schemas.openxmlformats.org/schemaLibrary/2006/main" xmlns:w16sdtfl="http://schemas.microsoft.com/office/word/2024/wordml/sdtformatlock" xmlns:w16du="http://schemas.microsoft.com/office/word/2023/wordml/word16du" xmlns:w16sdtdh="http://schemas.microsoft.com/office/word/2020/wordml/sdtdatahash" xmlns:oel="http://schemas.microsoft.com/office/2019/extlst">
-            <w:drawing>
-              <wp:anchor allowOverlap="1" behindDoc="0" distB="0" distT="0" distL="0" distR="0" hidden="0" layoutInCell="1" locked="0" relativeHeight="0" simplePos="0">
-                <wp:simplePos x="0" y="0"/>
-                <wp:positionH relativeFrom="column">
-                  <wp:posOffset>63500</wp:posOffset>
-                </wp:positionH>
-                <wp:positionV relativeFrom="paragraph">
-                  <wp:posOffset>266700</wp:posOffset>
-                </wp:positionV>
-                <wp:extent cx="7048500" cy="12700"/>
-                <wp:effectExtent b="0" l="0" r="0" t="0"/>
-                <wp:wrapTopAndBottom distB="0" distT="0"/>
-                <wp:docPr id="1" name="image3.png"/>
-                <a:graphic>
-                  <a:graphicData uri="http://schemas.openxmlformats.org/drawingml/2006/picture">
-                    <pic:pic>
-                      <pic:nvPicPr>
-                        <pic:cNvPr id="0" name="image3.png"/>
-                        <pic:cNvPicPr preferRelativeResize="0"/>
-                      </pic:nvPicPr>
-                      <pic:blipFill>
-                        <a:blip r:embed="rId9"/>
-                        <a:srcRect/>
-                        <a:stretch>
-                          <a:fillRect/>
-                        </a:stretch>
-                      </pic:blipFill>
-                      <pic:spPr>
-                        <a:xfrm>
-                          <a:off x="0" y="0"/>
-                          <a:ext cx="7048500" cy="12700"/>
-                        </a:xfrm>
-                        <a:prstGeom prst="rect"/>
-                        <a:ln/>
-                      </pic:spPr>
-                    </pic:pic>
-                  </a:graphicData>
-                </a:graphic>
-              </wp:anchor>
-            </w:drawing>
-          </mc:Fallback>
-        </mc:AlternateContent>
+        <w:drawing>
+          <wp:anchor distT="0" distB="0" distL="0" distR="0" simplePos="0" relativeHeight="251660288" behindDoc="0" locked="0" layoutInCell="1" hidden="0" allowOverlap="1" wp14:anchorId="1EA5B9F8" wp14:editId="56DC1950">
+            <wp:simplePos x="0" y="0"/>
+            <wp:positionH relativeFrom="column">
+              <wp:posOffset>63500</wp:posOffset>
+            </wp:positionH>
+            <wp:positionV relativeFrom="paragraph">
+              <wp:posOffset>266700</wp:posOffset>
+            </wp:positionV>
+            <wp:extent cx="7048500" cy="12700"/>
+            <wp:effectExtent l="0" t="0" r="0" b="0"/>
+            <wp:wrapTopAndBottom distT="0" distB="0"/>
+            <wp:docPr id="1" name="image3.png"/>
+            <wp:cNvGraphicFramePr/>
+            <a:graphic xmlns:a="http://schemas.openxmlformats.org/drawingml/2006/main">
+              <a:graphicData uri="http://schemas.openxmlformats.org/drawingml/2006/picture">
+                <pic:pic xmlns:pic="http://schemas.openxmlformats.org/drawingml/2006/picture">
+                  <pic:nvPicPr>
+                    <pic:cNvPr id="0" name="image3.png"/>
+                    <pic:cNvPicPr preferRelativeResize="0"/>
+                  </pic:nvPicPr>
+                  <pic:blipFill>
+                    <a:blip r:embed="rId9"/>
+                    <a:srcRect/>
+                    <a:stretch>
+                      <a:fillRect/>
+                    </a:stretch>
+                  </pic:blipFill>
+                  <pic:spPr>
+                    <a:xfrm>
+                      <a:off x="0" y="0"/>
+                      <a:ext cx="7048500" cy="12700"/>
+                    </a:xfrm>
+                    <a:prstGeom prst="rect">
+                      <a:avLst/>
+                    </a:prstGeom>
+                    <a:ln/>
+                  </pic:spPr>
+                </pic:pic>
+              </a:graphicData>
+            </a:graphic>
+          </wp:anchor>
+        </w:drawing>
       </w:r>
       <w:r>
         <w:rPr>
@@ -1993,7 +1795,7 @@
           <w:lang w:val="ru-RU"/>
         </w:rPr>
         <w:drawing>
-          <wp:anchor distT="114300" distB="114300" distL="114300" distR="114300" simplePos="0" relativeHeight="251661312" behindDoc="0" locked="0" layoutInCell="1" hidden="0" allowOverlap="1" wp14:anchorId="0E9C074D" wp14:editId="12D0C741">
+          <wp:anchor distT="114300" distB="114300" distL="114300" distR="114300" simplePos="0" relativeHeight="251661312" behindDoc="0" locked="0" layoutInCell="1" hidden="0" allowOverlap="1" wp14:anchorId="54C3F112" wp14:editId="7C0425AA">
             <wp:simplePos x="0" y="0"/>
             <wp:positionH relativeFrom="column">
               <wp:posOffset>-47624</wp:posOffset>
@@ -2152,7 +1954,7 @@
           <w:lang w:val="ru-RU"/>
         </w:rPr>
         <w:drawing>
-          <wp:anchor distT="0" distB="0" distL="114300" distR="114300" simplePos="0" relativeHeight="251673600" behindDoc="1" locked="0" layoutInCell="1" allowOverlap="1" wp14:anchorId="1666A371" wp14:editId="66139A4A">
+          <wp:anchor distT="0" distB="0" distL="114300" distR="114300" simplePos="0" relativeHeight="251673600" behindDoc="1" locked="0" layoutInCell="1" allowOverlap="1" wp14:anchorId="4625DAB3" wp14:editId="3543ED41">
             <wp:simplePos x="0" y="0"/>
             <wp:positionH relativeFrom="margin">
               <wp:align>left</wp:align>
@@ -2448,7 +2250,7 @@
         <w:rPr>
           <w:rFonts w:asciiTheme="majorHAnsi" w:hAnsiTheme="majorHAnsi" w:cstheme="majorHAnsi"/>
         </w:rPr>
-        <w:pict w14:anchorId="6E78B784">
+        <w:pict w14:anchorId="09F1A37E">
           <v:rect id="_x0000_i1025" style="width:0;height:1.5pt" o:hralign="center" o:hrstd="t" o:hr="t" fillcolor="#a0a0a0" stroked="f"/>
         </w:pict>
       </w:r>
@@ -3226,7 +3028,7 @@
     </w:p>
     <w:tbl>
       <w:tblPr>
-        <w:tblStyle w:val="ad"/>
+        <w:tblStyle w:val="aa"/>
         <w:tblW w:w="0" w:type="auto"/>
         <w:tblLook w:val="04A0" w:firstRow="1" w:lastRow="0" w:firstColumn="1" w:lastColumn="0" w:noHBand="0" w:noVBand="1"/>
       </w:tblPr>
@@ -3433,7 +3235,7 @@
                 <w:lang w:val="ru-RU"/>
               </w:rPr>
               <w:drawing>
-                <wp:anchor distT="114300" distB="114300" distL="114300" distR="114300" simplePos="0" relativeHeight="251662336" behindDoc="0" locked="0" layoutInCell="1" hidden="0" allowOverlap="1" wp14:anchorId="282537EB" wp14:editId="4359DB03">
+                <wp:anchor distT="114300" distB="114300" distL="114300" distR="114300" simplePos="0" relativeHeight="251662336" behindDoc="0" locked="0" layoutInCell="1" hidden="0" allowOverlap="1" wp14:anchorId="1619DA30" wp14:editId="78D42CDD">
                   <wp:simplePos x="0" y="0"/>
                   <wp:positionH relativeFrom="column">
                     <wp:posOffset>1813560</wp:posOffset>
@@ -3632,7 +3434,7 @@
                 <w:lang w:val="ru-RU"/>
               </w:rPr>
               <w:drawing>
-                <wp:anchor distT="114300" distB="114300" distL="114300" distR="114300" simplePos="0" relativeHeight="251675648" behindDoc="1" locked="0" layoutInCell="1" hidden="0" allowOverlap="1" wp14:anchorId="59005231" wp14:editId="1B31BBA6">
+                <wp:anchor distT="114300" distB="114300" distL="114300" distR="114300" simplePos="0" relativeHeight="251675648" behindDoc="1" locked="0" layoutInCell="1" hidden="0" allowOverlap="1" wp14:anchorId="7ECA1AC9" wp14:editId="2A727EA4">
                   <wp:simplePos x="0" y="0"/>
                   <wp:positionH relativeFrom="margin">
                     <wp:posOffset>94615</wp:posOffset>
@@ -3986,111 +3788,49 @@
           <w:noProof/>
           <w:lang w:val="ru-RU"/>
         </w:rPr>
-        <mc:AlternateContent>
-          <mc:Choice Requires="wpg">
-            <w:drawing>
-              <wp:anchor distT="0" distB="0" distL="0" distR="0" simplePos="0" relativeHeight="251664384" behindDoc="0" locked="0" layoutInCell="1" hidden="0" allowOverlap="1" wp14:anchorId="3ED35935" wp14:editId="4D122497">
-                <wp:simplePos x="0" y="0"/>
-                <wp:positionH relativeFrom="column">
-                  <wp:posOffset>-195799</wp:posOffset>
-                </wp:positionH>
-                <wp:positionV relativeFrom="paragraph">
-                  <wp:posOffset>4445</wp:posOffset>
-                </wp:positionV>
-                <wp:extent cx="7035800" cy="12700"/>
-                <wp:effectExtent l="0" t="0" r="0" b="0"/>
-                <wp:wrapTopAndBottom distT="0" distB="0"/>
-                <wp:docPr id="2" name="Полилиния: фигура 2"/>
-                <wp:cNvGraphicFramePr/>
-                <a:graphic xmlns:a="http://schemas.openxmlformats.org/drawingml/2006/main">
-                  <a:graphicData uri="http://schemas.microsoft.com/office/word/2010/wordprocessingShape">
-                    <wps:wsp>
-                      <wps:cNvSpPr/>
-                      <wps:spPr>
-                        <a:xfrm>
-                          <a:off x="1828100" y="3779365"/>
-                          <a:ext cx="7035800" cy="1270"/>
-                        </a:xfrm>
-                        <a:custGeom>
-                          <a:avLst/>
-                          <a:gdLst/>
-                          <a:ahLst/>
-                          <a:cxnLst/>
-                          <a:rect l="l" t="t" r="r" b="b"/>
-                          <a:pathLst>
-                            <a:path w="7035800" h="120000" extrusionOk="0">
-                              <a:moveTo>
-                                <a:pt x="0" y="0"/>
-                              </a:moveTo>
-                              <a:lnTo>
-                                <a:pt x="7035800" y="0"/>
-                              </a:lnTo>
-                            </a:path>
-                          </a:pathLst>
-                        </a:custGeom>
-                        <a:noFill/>
-                        <a:ln w="12700" cap="flat" cmpd="sng">
-                          <a:solidFill>
-                            <a:srgbClr val="000000"/>
-                          </a:solidFill>
-                          <a:prstDash val="solid"/>
-                          <a:round/>
-                          <a:headEnd type="none" w="sm" len="sm"/>
-                          <a:tailEnd type="none" w="sm" len="sm"/>
-                        </a:ln>
-                      </wps:spPr>
-                      <wps:bodyPr spcFirstLastPara="1" wrap="square" lIns="91425" tIns="91425" rIns="91425" bIns="91425" anchor="ctr" anchorCtr="0">
-                        <a:noAutofit/>
-                      </wps:bodyPr>
-                    </wps:wsp>
-                  </a:graphicData>
-                </a:graphic>
-              </wp:anchor>
-            </w:drawing>
-          </mc:Choice>
-          <mc:Fallback xmlns:cr="http://schemas.microsoft.com/office/comments/2020/reactions" xmlns="http://schemas.microsoft.com/office/tasks/2019/documenttasks" xmlns:dgm="http://schemas.openxmlformats.org/drawingml/2006/diagram" xmlns:lc="http://schemas.openxmlformats.org/drawingml/2006/lockedCanvas" xmlns:c="http://schemas.openxmlformats.org/drawingml/2006/chart" xmlns:pic="http://schemas.openxmlformats.org/drawingml/2006/picture" xmlns:a="http://schemas.openxmlformats.org/drawingml/2006/main" xmlns:sl="http://schemas.openxmlformats.org/schemaLibrary/2006/main" xmlns:w16sdtfl="http://schemas.microsoft.com/office/word/2024/wordml/sdtformatlock" xmlns:w16du="http://schemas.microsoft.com/office/word/2023/wordml/word16du" xmlns:w16sdtdh="http://schemas.microsoft.com/office/word/2020/wordml/sdtdatahash" xmlns:oel="http://schemas.microsoft.com/office/2019/extlst">
-            <w:drawing>
-              <wp:anchor allowOverlap="1" behindDoc="0" distB="0" distT="0" distL="0" distR="0" hidden="0" layoutInCell="1" locked="0" relativeHeight="0" simplePos="0">
-                <wp:simplePos x="0" y="0"/>
-                <wp:positionH relativeFrom="column">
-                  <wp:posOffset>-195799</wp:posOffset>
-                </wp:positionH>
-                <wp:positionV relativeFrom="paragraph">
-                  <wp:posOffset>4445</wp:posOffset>
-                </wp:positionV>
-                <wp:extent cx="7035800" cy="12700"/>
-                <wp:effectExtent b="0" l="0" r="0" t="0"/>
-                <wp:wrapTopAndBottom distB="0" distT="0"/>
-                <wp:docPr id="2" name="image4.png"/>
-                <a:graphic>
-                  <a:graphicData uri="http://schemas.openxmlformats.org/drawingml/2006/picture">
-                    <pic:pic>
-                      <pic:nvPicPr>
-                        <pic:cNvPr id="0" name="image4.png"/>
-                        <pic:cNvPicPr preferRelativeResize="0"/>
-                      </pic:nvPicPr>
-                      <pic:blipFill>
-                        <a:blip r:embed="rId9"/>
-                        <a:srcRect/>
-                        <a:stretch>
-                          <a:fillRect/>
-                        </a:stretch>
-                      </pic:blipFill>
-                      <pic:spPr>
-                        <a:xfrm>
-                          <a:off x="0" y="0"/>
-                          <a:ext cx="7035800" cy="12700"/>
-                        </a:xfrm>
-                        <a:prstGeom prst="rect"/>
-                        <a:ln/>
-                      </pic:spPr>
-                    </pic:pic>
-                  </a:graphicData>
-                </a:graphic>
-              </wp:anchor>
-            </w:drawing>
-          </mc:Fallback>
-        </mc:AlternateContent>
+        <w:drawing>
+          <wp:anchor distT="0" distB="0" distL="0" distR="0" simplePos="0" relativeHeight="251676672" behindDoc="0" locked="0" layoutInCell="1" hidden="0" allowOverlap="1" wp14:anchorId="05712988" wp14:editId="6152F29D">
+            <wp:simplePos x="0" y="0"/>
+            <wp:positionH relativeFrom="column">
+              <wp:posOffset>-195799</wp:posOffset>
+            </wp:positionH>
+            <wp:positionV relativeFrom="paragraph">
+              <wp:posOffset>4445</wp:posOffset>
+            </wp:positionV>
+            <wp:extent cx="7035800" cy="12700"/>
+            <wp:effectExtent l="0" t="0" r="0" b="0"/>
+            <wp:wrapTopAndBottom distT="0" distB="0"/>
+            <wp:docPr id="2" name="image4.png"/>
+            <wp:cNvGraphicFramePr/>
+            <a:graphic xmlns:a="http://schemas.openxmlformats.org/drawingml/2006/main">
+              <a:graphicData uri="http://schemas.openxmlformats.org/drawingml/2006/picture">
+                <pic:pic xmlns:pic="http://schemas.openxmlformats.org/drawingml/2006/picture">
+                  <pic:nvPicPr>
+                    <pic:cNvPr id="0" name="image4.png"/>
+                    <pic:cNvPicPr preferRelativeResize="0"/>
+                  </pic:nvPicPr>
+                  <pic:blipFill>
+                    <a:blip r:embed="rId9"/>
+                    <a:srcRect/>
+                    <a:stretch>
+                      <a:fillRect/>
+                    </a:stretch>
+                  </pic:blipFill>
+                  <pic:spPr>
+                    <a:xfrm>
+                      <a:off x="0" y="0"/>
+                      <a:ext cx="7035800" cy="12700"/>
+                    </a:xfrm>
+                    <a:prstGeom prst="rect">
+                      <a:avLst/>
+                    </a:prstGeom>
+                    <a:ln/>
+                  </pic:spPr>
+                </pic:pic>
+              </a:graphicData>
+            </a:graphic>
+          </wp:anchor>
+        </w:drawing>
       </w:r>
     </w:p>
     <w:p>
@@ -4187,7 +3927,7 @@
     </w:p>
     <w:tbl>
       <w:tblPr>
-        <w:tblStyle w:val="a7"/>
+        <w:tblStyle w:val="10"/>
         <w:tblW w:w="11100" w:type="dxa"/>
         <w:tblInd w:w="121" w:type="dxa"/>
         <w:tblBorders>
@@ -4817,7 +4557,7 @@
           <w:lang w:val="ru-RU"/>
         </w:rPr>
         <w:drawing>
-          <wp:anchor distT="114300" distB="114300" distL="114300" distR="114300" simplePos="0" relativeHeight="251665408" behindDoc="0" locked="0" layoutInCell="1" hidden="0" allowOverlap="1" wp14:anchorId="4C1282A1" wp14:editId="7D2A4927">
+          <wp:anchor distT="114300" distB="114300" distL="114300" distR="114300" simplePos="0" relativeHeight="251665408" behindDoc="0" locked="0" layoutInCell="1" hidden="0" allowOverlap="1" wp14:anchorId="46325151" wp14:editId="136679EE">
             <wp:simplePos x="0" y="0"/>
             <wp:positionH relativeFrom="column">
               <wp:posOffset>1714500</wp:posOffset>
@@ -4922,7 +4662,7 @@
           <w:lang w:val="ru-RU"/>
         </w:rPr>
         <w:drawing>
-          <wp:anchor distT="114300" distB="114300" distL="114300" distR="114300" simplePos="0" relativeHeight="251666432" behindDoc="0" locked="0" layoutInCell="1" hidden="0" allowOverlap="1" wp14:anchorId="5A45683C" wp14:editId="33BCA46F">
+          <wp:anchor distT="114300" distB="114300" distL="114300" distR="114300" simplePos="0" relativeHeight="251666432" behindDoc="0" locked="0" layoutInCell="1" hidden="0" allowOverlap="1" wp14:anchorId="5D604958" wp14:editId="51EAA36A">
             <wp:simplePos x="0" y="0"/>
             <wp:positionH relativeFrom="column">
               <wp:posOffset>95251</wp:posOffset>
@@ -5271,7 +5011,7 @@
         <w:lang w:val="en-US"/>
       </w:rPr>
       <w:drawing>
-        <wp:inline distT="0" distB="0" distL="0" distR="0" wp14:anchorId="2CB8C7B1" wp14:editId="0C56D31D">
+        <wp:inline distT="0" distB="0" distL="0" distR="0" wp14:anchorId="6FC9B004" wp14:editId="27728B3B">
           <wp:extent cx="342900" cy="380619"/>
           <wp:effectExtent l="0" t="0" r="0" b="635"/>
           <wp:docPr id="12" name="Рисунок 12"/>
@@ -5347,7 +5087,7 @@
   </w:p>
   <w:p>
     <w:pPr>
-      <w:pStyle w:val="aa"/>
+      <w:pStyle w:val="a7"/>
     </w:pPr>
   </w:p>
 </w:ftr>
@@ -5961,31 +5701,34 @@
       <w:szCs w:val="30"/>
     </w:rPr>
   </w:style>
-  <w:style w:type="table" w:customStyle="1" w:styleId="a5">
+  <w:style w:type="table" w:customStyle="1" w:styleId="30">
+    <w:name w:val="3"/>
     <w:basedOn w:val="TableNormal"/>
     <w:tblPr>
       <w:tblStyleRowBandSize w:val="1"/>
       <w:tblStyleColBandSize w:val="1"/>
     </w:tblPr>
   </w:style>
-  <w:style w:type="table" w:customStyle="1" w:styleId="a6">
+  <w:style w:type="table" w:customStyle="1" w:styleId="20">
+    <w:name w:val="2"/>
     <w:basedOn w:val="TableNormal"/>
     <w:tblPr>
       <w:tblStyleRowBandSize w:val="1"/>
       <w:tblStyleColBandSize w:val="1"/>
     </w:tblPr>
   </w:style>
-  <w:style w:type="table" w:customStyle="1" w:styleId="a7">
+  <w:style w:type="table" w:customStyle="1" w:styleId="10">
+    <w:name w:val="1"/>
     <w:basedOn w:val="TableNormal"/>
     <w:tblPr>
       <w:tblStyleRowBandSize w:val="1"/>
       <w:tblStyleColBandSize w:val="1"/>
     </w:tblPr>
   </w:style>
-  <w:style w:type="paragraph" w:styleId="a8">
+  <w:style w:type="paragraph" w:styleId="a5">
     <w:name w:val="header"/>
     <w:basedOn w:val="a"/>
-    <w:link w:val="a9"/>
+    <w:link w:val="a6"/>
     <w:uiPriority w:val="99"/>
     <w:unhideWhenUsed/>
     <w:rsid w:val="002C1354"/>
@@ -5997,17 +5740,17 @@
       <w:spacing w:line="240" w:lineRule="auto"/>
     </w:pPr>
   </w:style>
-  <w:style w:type="character" w:customStyle="1" w:styleId="a9">
+  <w:style w:type="character" w:customStyle="1" w:styleId="a6">
     <w:name w:val="Верхний колонтитул Знак"/>
     <w:basedOn w:val="a0"/>
-    <w:link w:val="a8"/>
+    <w:link w:val="a5"/>
     <w:uiPriority w:val="99"/>
     <w:rsid w:val="002C1354"/>
   </w:style>
-  <w:style w:type="paragraph" w:styleId="aa">
+  <w:style w:type="paragraph" w:styleId="a7">
     <w:name w:val="footer"/>
     <w:basedOn w:val="a"/>
-    <w:link w:val="ab"/>
+    <w:link w:val="a8"/>
     <w:uiPriority w:val="99"/>
     <w:unhideWhenUsed/>
     <w:rsid w:val="002C1354"/>
@@ -6019,14 +5762,14 @@
       <w:spacing w:line="240" w:lineRule="auto"/>
     </w:pPr>
   </w:style>
-  <w:style w:type="character" w:customStyle="1" w:styleId="ab">
+  <w:style w:type="character" w:customStyle="1" w:styleId="a8">
     <w:name w:val="Нижний колонтитул Знак"/>
     <w:basedOn w:val="a0"/>
-    <w:link w:val="aa"/>
+    <w:link w:val="a7"/>
     <w:uiPriority w:val="99"/>
     <w:rsid w:val="002C1354"/>
   </w:style>
-  <w:style w:type="character" w:styleId="ac">
+  <w:style w:type="character" w:styleId="a9">
     <w:name w:val="Hyperlink"/>
     <w:basedOn w:val="a0"/>
     <w:uiPriority w:val="99"/>
@@ -6037,7 +5780,7 @@
       <w:u w:val="single"/>
     </w:rPr>
   </w:style>
-  <w:style w:type="character" w:customStyle="1" w:styleId="10">
+  <w:style w:type="character" w:customStyle="1" w:styleId="11">
     <w:name w:val="Неразрешенное упоминание1"/>
     <w:basedOn w:val="a0"/>
     <w:uiPriority w:val="99"/>
@@ -6049,7 +5792,7 @@
       <w:shd w:val="clear" w:color="auto" w:fill="E1DFDD"/>
     </w:rPr>
   </w:style>
-  <w:style w:type="table" w:styleId="ad">
+  <w:style w:type="table" w:styleId="aa">
     <w:name w:val="Table Grid"/>
     <w:basedOn w:val="a1"/>
     <w:uiPriority w:val="39"/>

--- a/Templates/LeadsForce_v3.docx
+++ b/Templates/LeadsForce_v3.docx
@@ -48,7 +48,7 @@
                           <a:blip r:embed="rId7">
                             <a:extLst>
                               <a:ext uri="">
-                                <ns6:useLocalDpi xmlns="" xmlns:ns0="http://schemas.openxmlformats.org/wordprocessingml/2006/main" xmlns:ns1="http://schemas.openxmlformats.org/markup-compatibility/2006" xmlns:ns10="urn:schemas-microsoft-com:vml" xmlns:ns11="urn:schemas-microsoft-com:office:office" xmlns:ns2="http://schemas.openxmlformats.org/drawingml/2006/wordprocessingDrawing" xmlns:ns3="http://schemas.openxmlformats.org/drawingml/2006/main" xmlns:ns4="http://schemas.openxmlformats.org/drawingml/2006/picture" xmlns:ns5="http://schemas.openxmlformats.org/officeDocument/2006/relationships" xmlns:ns6="http://schemas.microsoft.com/office/drawing/2010/main" xmlns:ns7="http://schemas.microsoft.com/office/word/2010/wordml" xmlns:ns8="http://schemas.microsoft.com/office/word/2010/wordprocessingDrawing" xmlns:ns9="http://schemas.microsoft.com/office/word/2010/wordprocessingShape" xmlns:w="http://schemas.openxmlformats.org/wordprocessingml/2006/main" xmlns:w10="urn:schemas-microsoft-com:office:word" xmlns:v="urn:schemas-microsoft-com:vml" xmlns:o="urn:schemas-microsoft-com:office:office" val="0"/>
+                                <ns6:useLocalDpi xmlns:o="urn:schemas-microsoft-com:office:office" xmlns:v="urn:schemas-microsoft-com:vml" xmlns:w10="urn:schemas-microsoft-com:office:word" xmlns:w="http://schemas.openxmlformats.org/wordprocessingml/2006/main" xmlns:ns9="http://schemas.microsoft.com/office/word/2010/wordprocessingShape" xmlns:ns8="http://schemas.microsoft.com/office/word/2010/wordprocessingDrawing" xmlns:ns7="http://schemas.microsoft.com/office/word/2010/wordml" xmlns:ns6="http://schemas.microsoft.com/office/drawing/2010/main" xmlns:ns5="http://schemas.openxmlformats.org/officeDocument/2006/relationships" xmlns:ns4="http://schemas.openxmlformats.org/drawingml/2006/picture" xmlns:ns3="http://schemas.openxmlformats.org/drawingml/2006/main" xmlns:ns2="http://schemas.openxmlformats.org/drawingml/2006/wordprocessingDrawing" xmlns:ns11="urn:schemas-microsoft-com:office:office" xmlns:ns10="urn:schemas-microsoft-com:vml" xmlns:ns1="http://schemas.openxmlformats.org/markup-compatibility/2006" xmlns:ns0="http://schemas.openxmlformats.org/wordprocessingml/2006/main" xmlns="" val="0"/>
                               </a:ext>
                             </a:extLst>
                           </a:blip>
@@ -782,7 +782,7 @@
                 <w:szCs w:val="20"/>
                 <w:lang w:val="ru-RU"/>
               </w:rPr>
-              <w:t>Оплата за систему привлечения клиентов (</w:t>
+              <w:t>Оплата за систему привлечения клиентов</w:t>
             </w:r>
             <w:r>
               <w:rPr>
@@ -791,7 +791,43 @@
                 <w:szCs w:val="20"/>
                 <w:lang w:val="ru-RU"/>
               </w:rPr>
-              <w:t>{UfCrm5b06565b463fc}» {UfCrm65093fac24275}</w:t>
+              <w:t xml:space="preserve"> ({{</w:t>
+            </w:r>
+            <w:r>
+              <w:rPr>
+                <w:rFonts w:asciiTheme="majorHAnsi" w:eastAsia="Trebuchet MS" w:hAnsiTheme="majorHAnsi" w:cstheme="majorHAnsi"/>
+                <w:sz w:val="20"/>
+                <w:szCs w:val="20"/>
+                <w:lang w:val="en-US"/>
+              </w:rPr>
+              <w:t>PRODUCT</w:t>
+            </w:r>
+            <w:r>
+              <w:rPr>
+                <w:rFonts w:asciiTheme="majorHAnsi" w:eastAsia="Trebuchet MS" w:hAnsiTheme="majorHAnsi" w:cstheme="majorHAnsi"/>
+                <w:sz w:val="20"/>
+                <w:szCs w:val="20"/>
+                <w:lang w:val="ru-RU"/>
+              </w:rPr>
+              <w:t>_</w:t>
+            </w:r>
+            <w:r>
+              <w:rPr>
+                <w:rFonts w:asciiTheme="majorHAnsi" w:eastAsia="Trebuchet MS" w:hAnsiTheme="majorHAnsi" w:cstheme="majorHAnsi"/>
+                <w:sz w:val="20"/>
+                <w:szCs w:val="20"/>
+                <w:lang w:val="en-US"/>
+              </w:rPr>
+              <w:t>SERVICE</w:t>
+            </w:r>
+            <w:r>
+              <w:rPr>
+                <w:rFonts w:asciiTheme="majorHAnsi" w:eastAsia="Trebuchet MS" w:hAnsiTheme="majorHAnsi" w:cstheme="majorHAnsi"/>
+                <w:sz w:val="20"/>
+                <w:szCs w:val="20"/>
+                <w:lang w:val="ru-RU"/>
+              </w:rPr>
+              <w:t>}}</w:t>
             </w:r>
             <w:r>
               <w:rPr>
@@ -900,7 +936,7 @@
           <w:szCs w:val="24"/>
           <w:lang w:val="ru-RU"/>
         </w:rPr>
-        <w:t xml:space="preserve">   </w:t>
+        <w:t xml:space="preserve">  </w:t>
       </w:r>
     </w:p>
     <w:p>
@@ -1572,6 +1608,7 @@
           <w:rFonts w:asciiTheme="majorHAnsi" w:eastAsia="Courier New" w:hAnsiTheme="majorHAnsi" w:cstheme="majorHAnsi"/>
           <w:sz w:val="16"/>
           <w:szCs w:val="16"/>
+          <w:lang w:val="ru-RU"/>
         </w:rPr>
       </w:pPr>
       <w:r>
@@ -1649,6 +1686,25 @@
           <w:szCs w:val="16"/>
         </w:rPr>
         <w:t>{{SUM}}</w:t>
+      </w:r>
+      <w:r>
+        <w:rPr>
+          <w:rFonts w:asciiTheme="majorHAnsi" w:eastAsia="Courier New" w:hAnsiTheme="majorHAnsi" w:cstheme="majorHAnsi"/>
+          <w:b/>
+          <w:sz w:val="16"/>
+          <w:szCs w:val="16"/>
+        </w:rPr>
+        <w:t xml:space="preserve"> </w:t>
+      </w:r>
+      <w:r>
+        <w:rPr>
+          <w:rFonts w:asciiTheme="majorHAnsi" w:eastAsia="Courier New" w:hAnsiTheme="majorHAnsi" w:cstheme="majorHAnsi"/>
+          <w:b/>
+          <w:sz w:val="16"/>
+          <w:szCs w:val="16"/>
+          <w:lang w:val="ru-RU"/>
+        </w:rPr>
+        <w:t>руб.</w:t>
       </w:r>
     </w:p>
     <w:p>
@@ -3532,190 +3588,18 @@
     </w:p>
     <w:p>
       <w:pPr>
-        <w:spacing w:line="240" w:lineRule="auto"/>
-        <w:rPr>
-          <w:rFonts w:asciiTheme="majorHAnsi" w:hAnsiTheme="majorHAnsi" w:cstheme="majorHAnsi"/>
-        </w:rPr>
-      </w:pPr>
-    </w:p>
-    <w:p>
-      <w:pPr>
-        <w:spacing w:line="240" w:lineRule="auto"/>
-        <w:rPr>
-          <w:rFonts w:asciiTheme="majorHAnsi" w:hAnsiTheme="majorHAnsi" w:cstheme="majorHAnsi"/>
-          <w:lang w:val="ru-RU"/>
-        </w:rPr>
-      </w:pPr>
-    </w:p>
-    <w:p>
-      <w:pPr>
-        <w:spacing w:line="240" w:lineRule="auto"/>
-        <w:rPr>
-          <w:rFonts w:asciiTheme="majorHAnsi" w:hAnsiTheme="majorHAnsi" w:cstheme="majorHAnsi"/>
-        </w:rPr>
-      </w:pPr>
-    </w:p>
-    <w:p>
-      <w:pPr>
-        <w:spacing w:line="240" w:lineRule="auto"/>
         <w:rPr>
           <w:rFonts w:asciiTheme="majorHAnsi" w:hAnsiTheme="majorHAnsi" w:cstheme="majorHAnsi"/>
           <w:lang w:val="en-US"/>
         </w:rPr>
       </w:pPr>
-    </w:p>
-    <w:p>
-      <w:pPr>
-        <w:spacing w:line="240" w:lineRule="auto"/>
+      <w:r>
         <w:rPr>
           <w:rFonts w:asciiTheme="majorHAnsi" w:hAnsiTheme="majorHAnsi" w:cstheme="majorHAnsi"/>
           <w:lang w:val="en-US"/>
         </w:rPr>
-      </w:pPr>
-    </w:p>
-    <w:p>
-      <w:pPr>
-        <w:spacing w:line="240" w:lineRule="auto"/>
-        <w:rPr>
-          <w:rFonts w:asciiTheme="majorHAnsi" w:hAnsiTheme="majorHAnsi" w:cstheme="majorHAnsi"/>
-          <w:lang w:val="en-US"/>
-        </w:rPr>
-      </w:pPr>
-    </w:p>
-    <w:p>
-      <w:pPr>
-        <w:spacing w:line="240" w:lineRule="auto"/>
-        <w:rPr>
-          <w:rFonts w:asciiTheme="majorHAnsi" w:hAnsiTheme="majorHAnsi" w:cstheme="majorHAnsi"/>
-          <w:lang w:val="en-US"/>
-        </w:rPr>
-      </w:pPr>
-    </w:p>
-    <w:p>
-      <w:pPr>
-        <w:spacing w:line="240" w:lineRule="auto"/>
-        <w:rPr>
-          <w:rFonts w:asciiTheme="majorHAnsi" w:hAnsiTheme="majorHAnsi" w:cstheme="majorHAnsi"/>
-          <w:lang w:val="en-US"/>
-        </w:rPr>
-      </w:pPr>
-    </w:p>
-    <w:p>
-      <w:pPr>
-        <w:spacing w:line="240" w:lineRule="auto"/>
-        <w:rPr>
-          <w:rFonts w:asciiTheme="majorHAnsi" w:hAnsiTheme="majorHAnsi" w:cstheme="majorHAnsi"/>
-          <w:lang w:val="en-US"/>
-        </w:rPr>
-      </w:pPr>
-    </w:p>
-    <w:p>
-      <w:pPr>
-        <w:spacing w:line="240" w:lineRule="auto"/>
-        <w:rPr>
-          <w:rFonts w:asciiTheme="majorHAnsi" w:hAnsiTheme="majorHAnsi" w:cstheme="majorHAnsi"/>
-          <w:lang w:val="en-US"/>
-        </w:rPr>
-      </w:pPr>
-    </w:p>
-    <w:p>
-      <w:pPr>
-        <w:spacing w:line="240" w:lineRule="auto"/>
-        <w:rPr>
-          <w:rFonts w:asciiTheme="majorHAnsi" w:hAnsiTheme="majorHAnsi" w:cstheme="majorHAnsi"/>
-          <w:lang w:val="en-US"/>
-        </w:rPr>
-      </w:pPr>
-    </w:p>
-    <w:p>
-      <w:pPr>
-        <w:spacing w:line="240" w:lineRule="auto"/>
-        <w:rPr>
-          <w:rFonts w:asciiTheme="majorHAnsi" w:hAnsiTheme="majorHAnsi" w:cstheme="majorHAnsi"/>
-          <w:lang w:val="en-US"/>
-        </w:rPr>
-      </w:pPr>
-    </w:p>
-    <w:p>
-      <w:pPr>
-        <w:spacing w:line="240" w:lineRule="auto"/>
-        <w:rPr>
-          <w:rFonts w:asciiTheme="majorHAnsi" w:hAnsiTheme="majorHAnsi" w:cstheme="majorHAnsi"/>
-          <w:lang w:val="en-US"/>
-        </w:rPr>
-      </w:pPr>
-    </w:p>
-    <w:p>
-      <w:pPr>
-        <w:spacing w:line="240" w:lineRule="auto"/>
-        <w:rPr>
-          <w:rFonts w:asciiTheme="majorHAnsi" w:hAnsiTheme="majorHAnsi" w:cstheme="majorHAnsi"/>
-          <w:lang w:val="en-US"/>
-        </w:rPr>
-      </w:pPr>
-    </w:p>
-    <w:p>
-      <w:pPr>
-        <w:spacing w:line="240" w:lineRule="auto"/>
-        <w:rPr>
-          <w:rFonts w:asciiTheme="majorHAnsi" w:hAnsiTheme="majorHAnsi" w:cstheme="majorHAnsi"/>
-          <w:lang w:val="en-US"/>
-        </w:rPr>
-      </w:pPr>
-    </w:p>
-    <w:p>
-      <w:pPr>
-        <w:spacing w:line="240" w:lineRule="auto"/>
-        <w:rPr>
-          <w:rFonts w:asciiTheme="majorHAnsi" w:hAnsiTheme="majorHAnsi" w:cstheme="majorHAnsi"/>
-          <w:lang w:val="en-US"/>
-        </w:rPr>
-      </w:pPr>
-    </w:p>
-    <w:p>
-      <w:pPr>
-        <w:spacing w:line="240" w:lineRule="auto"/>
-        <w:rPr>
-          <w:rFonts w:asciiTheme="majorHAnsi" w:hAnsiTheme="majorHAnsi" w:cstheme="majorHAnsi"/>
-          <w:lang w:val="en-US"/>
-        </w:rPr>
-      </w:pPr>
-    </w:p>
-    <w:p>
-      <w:pPr>
-        <w:spacing w:line="240" w:lineRule="auto"/>
-        <w:rPr>
-          <w:rFonts w:asciiTheme="majorHAnsi" w:hAnsiTheme="majorHAnsi" w:cstheme="majorHAnsi"/>
-          <w:lang w:val="en-US"/>
-        </w:rPr>
-      </w:pPr>
-    </w:p>
-    <w:p>
-      <w:pPr>
-        <w:spacing w:line="240" w:lineRule="auto"/>
-        <w:rPr>
-          <w:rFonts w:asciiTheme="majorHAnsi" w:hAnsiTheme="majorHAnsi" w:cstheme="majorHAnsi"/>
-          <w:lang w:val="en-US"/>
-        </w:rPr>
-      </w:pPr>
-    </w:p>
-    <w:p>
-      <w:pPr>
-        <w:spacing w:line="240" w:lineRule="auto"/>
-        <w:rPr>
-          <w:rFonts w:asciiTheme="majorHAnsi" w:hAnsiTheme="majorHAnsi" w:cstheme="majorHAnsi"/>
-          <w:lang w:val="en-US"/>
-        </w:rPr>
-      </w:pPr>
-    </w:p>
-    <w:p>
-      <w:pPr>
-        <w:spacing w:line="240" w:lineRule="auto"/>
-        <w:rPr>
-          <w:rFonts w:asciiTheme="majorHAnsi" w:hAnsiTheme="majorHAnsi" w:cstheme="majorHAnsi"/>
-          <w:lang w:val="ru-RU"/>
-        </w:rPr>
-      </w:pPr>
+        <w:br w:type="page"/>
+      </w:r>
     </w:p>
     <w:p>
       <w:pPr>
@@ -3731,6 +3615,7 @@
           <w:b/>
           <w:sz w:val="32"/>
           <w:szCs w:val="32"/>
+          <w:lang w:val="en-US"/>
         </w:rPr>
       </w:pPr>
       <w:r>
@@ -3741,7 +3626,7 @@
           <w:szCs w:val="32"/>
         </w:rPr>
         <w:lastRenderedPageBreak/>
-        <w:t>Акт №</w:t>
+        <w:t>Акт</w:t>
       </w:r>
       <w:r>
         <w:rPr>
@@ -3749,8 +3634,9 @@
           <w:b/>
           <w:sz w:val="32"/>
           <w:szCs w:val="32"/>
-        </w:rPr>
-        <w:t>{{ID}}</w:t>
+          <w:lang w:val="en-US"/>
+        </w:rPr>
+        <w:t xml:space="preserve"> №</w:t>
       </w:r>
       <w:r>
         <w:rPr>
@@ -3758,8 +3644,9 @@
           <w:b/>
           <w:sz w:val="32"/>
           <w:szCs w:val="32"/>
-        </w:rPr>
-        <w:t xml:space="preserve"> от </w:t>
+          <w:lang w:val="en-US"/>
+        </w:rPr>
+        <w:t>{{ID}}</w:t>
       </w:r>
       <w:r>
         <w:rPr>
@@ -3767,6 +3654,36 @@
           <w:b/>
           <w:sz w:val="32"/>
           <w:szCs w:val="32"/>
+          <w:lang w:val="en-US"/>
+        </w:rPr>
+        <w:t xml:space="preserve"> </w:t>
+      </w:r>
+      <w:r>
+        <w:rPr>
+          <w:rFonts w:asciiTheme="majorHAnsi" w:eastAsia="Cousine" w:hAnsiTheme="majorHAnsi" w:cstheme="majorHAnsi"/>
+          <w:b/>
+          <w:sz w:val="32"/>
+          <w:szCs w:val="32"/>
+        </w:rPr>
+        <w:t>от</w:t>
+      </w:r>
+      <w:r>
+        <w:rPr>
+          <w:rFonts w:asciiTheme="majorHAnsi" w:eastAsia="Cousine" w:hAnsiTheme="majorHAnsi" w:cstheme="majorHAnsi"/>
+          <w:b/>
+          <w:sz w:val="32"/>
+          <w:szCs w:val="32"/>
+          <w:lang w:val="en-US"/>
+        </w:rPr>
+        <w:t xml:space="preserve"> </w:t>
+      </w:r>
+      <w:r>
+        <w:rPr>
+          <w:rFonts w:asciiTheme="majorHAnsi" w:eastAsia="Cousine" w:hAnsiTheme="majorHAnsi" w:cstheme="majorHAnsi"/>
+          <w:b/>
+          <w:sz w:val="32"/>
+          <w:szCs w:val="32"/>
+          <w:lang w:val="en-US"/>
         </w:rPr>
         <w:t>{{INVOICE_DATE}}</w:t>
       </w:r>
@@ -3780,6 +3697,7 @@
           <w:b/>
           <w:sz w:val="6"/>
           <w:szCs w:val="6"/>
+          <w:lang w:val="en-US"/>
         </w:rPr>
       </w:pPr>
       <w:r>
